--- a/Диплом/Презентация/Тест выступления.docx
+++ b/Диплом/Презентация/Тест выступления.docx
@@ -1500,10 +1500,7 @@
         <w:t xml:space="preserve"> было</w:t>
       </w:r>
       <w:r>
-        <w:t xml:space="preserve"> </w:t>
-      </w:r>
-      <w:r>
-        <w:t>разработ</w:t>
+        <w:t xml:space="preserve"> разработ</w:t>
       </w:r>
       <w:r>
         <w:t>ано</w:t>
@@ -1573,120 +1570,6 @@
       <w:r>
         <w:t>данном слайде.</w:t>
       </w:r>
-    </w:p>
-    <w:p>
-      <w:pPr>
-        <w:ind w:firstLine="360"/>
-      </w:pPr>
-      <w:r>
-        <w:t>Серверная часть:</w:t>
-      </w:r>
-    </w:p>
-    <w:p>
-      <w:pPr>
-        <w:numPr>
-          <w:ilvl w:val="0"/>
-          <w:numId w:val="9"/>
-        </w:numPr>
-      </w:pPr>
-      <w:r>
-        <w:t>ASP.NET Core — современный кроссплатформенный фреймворк</w:t>
-      </w:r>
-    </w:p>
-    <w:p>
-      <w:pPr>
-        <w:numPr>
-          <w:ilvl w:val="0"/>
-          <w:numId w:val="9"/>
-        </w:numPr>
-      </w:pPr>
-      <w:r>
-        <w:t>C# — основной язык разработки</w:t>
-      </w:r>
-    </w:p>
-    <w:p>
-      <w:pPr>
-        <w:numPr>
-          <w:ilvl w:val="0"/>
-          <w:numId w:val="9"/>
-        </w:numPr>
-      </w:pPr>
-      <w:r>
-        <w:t>SQL Server — СУБД для хранения метаданных</w:t>
-      </w:r>
-    </w:p>
-    <w:p>
-      <w:pPr>
-        <w:ind w:left="360"/>
-      </w:pPr>
-      <w:r>
-        <w:t>Клиентская часть:</w:t>
-      </w:r>
-    </w:p>
-    <w:p>
-      <w:pPr>
-        <w:numPr>
-          <w:ilvl w:val="0"/>
-          <w:numId w:val="10"/>
-        </w:numPr>
-      </w:pPr>
-      <w:r>
-        <w:t>Blazor — фреймворк для создания интерактивного веб-интерфейса на C#</w:t>
-      </w:r>
-    </w:p>
-    <w:p>
-      <w:pPr>
-        <w:numPr>
-          <w:ilvl w:val="0"/>
-          <w:numId w:val="10"/>
-        </w:numPr>
-      </w:pPr>
-      <w:r>
-        <w:t>HTML5 и CSS3 — базовые веб-технологии</w:t>
-      </w:r>
-    </w:p>
-    <w:p>
-      <w:pPr>
-        <w:ind w:left="360"/>
-      </w:pPr>
-      <w:r>
-        <w:t>Инструменты разработки:</w:t>
-      </w:r>
-    </w:p>
-    <w:p>
-      <w:pPr>
-        <w:numPr>
-          <w:ilvl w:val="0"/>
-          <w:numId w:val="11"/>
-        </w:numPr>
-      </w:pPr>
-      <w:r>
-        <w:t>Visual Studio — основная IDE</w:t>
-      </w:r>
-    </w:p>
-    <w:p>
-      <w:pPr>
-        <w:numPr>
-          <w:ilvl w:val="0"/>
-          <w:numId w:val="11"/>
-        </w:numPr>
-      </w:pPr>
-      <w:r>
-        <w:t>.NET Core — платформа для запуска приложения</w:t>
-      </w:r>
-    </w:p>
-    <w:p>
-      <w:pPr>
-        <w:ind w:left="360"/>
-      </w:pPr>
-      <w:r>
-        <w:t>Все компоненты работают в единой экосистеме Microsoft, что обеспечивает надёжность и простоту поддержки.</w:t>
-      </w:r>
-    </w:p>
-    <w:p>
-      <w:pPr>
-        <w:jc w:val="both"/>
-      </w:pPr>
     </w:p>
     <w:p>
       <w:pPr>
@@ -1979,6 +1862,7 @@
         <w:jc w:val="both"/>
       </w:pPr>
       <w:r>
+        <w:lastRenderedPageBreak/>
         <w:t>Выявлены ключевые потребности, которые должен покрывать продукт и разработано ТЗ.</w:t>
       </w:r>
     </w:p>
@@ -4155,6 +4039,7 @@
   <w:style w:type="character" w:default="1" w:styleId="a0">
     <w:name w:val="Default Paragraph Font"/>
     <w:uiPriority w:val="1"/>
+    <w:semiHidden/>
     <w:unhideWhenUsed/>
   </w:style>
   <w:style w:type="table" w:default="1" w:styleId="a1">

--- a/Диплом/Презентация/Тест выступления.docx
+++ b/Диплом/Презентация/Тест выступления.docx
@@ -259,91 +259,82 @@
     </w:p>
     <w:p>
       <w:pPr>
-        <w:pStyle w:val="50"/>
+        <w:pBdr>
+          <w:top w:val="nil"/>
+          <w:left w:val="nil"/>
+          <w:bottom w:val="nil"/>
+          <w:right w:val="nil"/>
+          <w:between w:val="nil"/>
+        </w:pBdr>
         <w:tabs>
           <w:tab w:val="left" w:pos="0"/>
         </w:tabs>
         <w:jc w:val="center"/>
         <w:rPr>
-          <w:rFonts w:ascii="Times New Roman" w:hAnsi="Times New Roman" w:cs="Times New Roman"/>
-          <w:b/>
-          <w:sz w:val="28"/>
-          <w:szCs w:val="28"/>
-        </w:rPr>
-      </w:pPr>
-      <w:r>
-        <w:rPr>
-          <w:rFonts w:ascii="Times New Roman" w:hAnsi="Times New Roman" w:cs="Times New Roman"/>
           <w:b/>
           <w:bCs/>
-          <w:sz w:val="28"/>
-          <w:szCs w:val="28"/>
-        </w:rPr>
-        <w:t xml:space="preserve">Разработка корпоративного веб-приложения для клонирования баз данных </w:t>
-      </w:r>
-      <w:r>
-        <w:rPr>
-          <w:rFonts w:ascii="Times New Roman" w:hAnsi="Times New Roman" w:cs="Times New Roman"/>
+          <w:sz w:val="32"/>
+          <w:szCs w:val="32"/>
+          <w:lang w:val="en-US"/>
+        </w:rPr>
+      </w:pPr>
+      <w:r>
+        <w:rPr>
           <w:b/>
           <w:bCs/>
-          <w:sz w:val="28"/>
-          <w:szCs w:val="28"/>
-          <w:lang w:val="en-US"/>
-        </w:rPr>
-        <w:t>MS</w:t>
-      </w:r>
-      <w:r>
-        <w:rPr>
-          <w:rFonts w:ascii="Times New Roman" w:hAnsi="Times New Roman" w:cs="Times New Roman"/>
+          <w:sz w:val="32"/>
+          <w:szCs w:val="32"/>
+        </w:rPr>
+        <w:t xml:space="preserve">Разработка корпоративного веб-приложения для клонирования баз данных </w:t>
+      </w:r>
+      <w:r>
+        <w:rPr>
           <w:b/>
           <w:bCs/>
-          <w:sz w:val="28"/>
-          <w:szCs w:val="28"/>
-        </w:rPr>
-        <w:t xml:space="preserve"> </w:t>
-      </w:r>
-      <w:r>
-        <w:rPr>
-          <w:rFonts w:ascii="Times New Roman" w:hAnsi="Times New Roman" w:cs="Times New Roman"/>
+          <w:sz w:val="32"/>
+          <w:szCs w:val="32"/>
+          <w:lang w:val="en-US"/>
+        </w:rPr>
+        <w:t>MS</w:t>
+      </w:r>
+      <w:r>
+        <w:rPr>
           <w:b/>
           <w:bCs/>
-          <w:sz w:val="28"/>
-          <w:szCs w:val="28"/>
-          <w:lang w:val="en-US"/>
-        </w:rPr>
-        <w:t>SQL</w:t>
-      </w:r>
-      <w:r>
-        <w:rPr>
-          <w:rFonts w:ascii="Times New Roman" w:hAnsi="Times New Roman" w:cs="Times New Roman"/>
+          <w:sz w:val="32"/>
+          <w:szCs w:val="32"/>
+        </w:rPr>
+        <w:t xml:space="preserve"> </w:t>
+      </w:r>
+      <w:r>
+        <w:rPr>
           <w:b/>
           <w:bCs/>
-          <w:sz w:val="28"/>
-          <w:szCs w:val="28"/>
-        </w:rPr>
-        <w:t xml:space="preserve"> </w:t>
-      </w:r>
-      <w:r>
-        <w:rPr>
-          <w:rFonts w:ascii="Times New Roman" w:hAnsi="Times New Roman" w:cs="Times New Roman"/>
-          <w:b/>
-          <w:bCs/>
-          <w:sz w:val="28"/>
-          <w:szCs w:val="28"/>
+          <w:sz w:val="32"/>
+          <w:szCs w:val="32"/>
           <w:lang w:val="en-US"/>
         </w:rPr>
-        <w:t>c</w:t>
-      </w:r>
-      <w:r>
-        <w:rPr>
-          <w:rFonts w:ascii="Times New Roman" w:hAnsi="Times New Roman" w:cs="Times New Roman"/>
-          <w:b/>
-          <w:bCs/>
-          <w:sz w:val="28"/>
-          <w:szCs w:val="28"/>
-        </w:rPr>
-        <w:t xml:space="preserve"> возможностью управления клонами и мониторингом</w:t>
-      </w:r>
+        <w:t>SQL</w:t>
+      </w:r>
+    </w:p>
+    <w:p>
+      <w:pPr>
+        <w:pBdr>
+          <w:top w:val="nil"/>
+          <w:left w:val="nil"/>
+          <w:bottom w:val="nil"/>
+          <w:right w:val="nil"/>
+          <w:between w:val="nil"/>
+        </w:pBdr>
+        <w:tabs>
+          <w:tab w:val="left" w:pos="0"/>
+        </w:tabs>
+        <w:jc w:val="center"/>
+        <w:rPr>
+          <w:sz w:val="32"/>
+          <w:szCs w:val="32"/>
+        </w:rPr>
+      </w:pPr>
     </w:p>
     <w:p>
       <w:pPr>
@@ -584,25 +575,7 @@
                 <w:sz w:val="28"/>
                 <w:szCs w:val="28"/>
               </w:rPr>
-              <w:t>«__</w:t>
-            </w:r>
-            <w:proofErr w:type="gramStart"/>
-            <w:r>
-              <w:rPr>
-                <w:rFonts w:ascii="Times New Roman" w:hAnsi="Times New Roman" w:cs="Times New Roman"/>
-                <w:sz w:val="28"/>
-                <w:szCs w:val="28"/>
-              </w:rPr>
-              <w:t>_»_</w:t>
-            </w:r>
-            <w:proofErr w:type="gramEnd"/>
-            <w:r>
-              <w:rPr>
-                <w:rFonts w:ascii="Times New Roman" w:hAnsi="Times New Roman" w:cs="Times New Roman"/>
-                <w:sz w:val="28"/>
-                <w:szCs w:val="28"/>
-              </w:rPr>
-              <w:t>__________202</w:t>
+              <w:t>«___»___________202</w:t>
             </w:r>
             <w:r>
               <w:rPr>
@@ -773,25 +746,7 @@
                 <w:sz w:val="28"/>
                 <w:szCs w:val="28"/>
               </w:rPr>
-              <w:t>«___</w:t>
-            </w:r>
-            <w:proofErr w:type="gramStart"/>
-            <w:r>
-              <w:rPr>
-                <w:rFonts w:ascii="Times New Roman" w:hAnsi="Times New Roman" w:cs="Times New Roman"/>
-                <w:sz w:val="28"/>
-                <w:szCs w:val="28"/>
-              </w:rPr>
-              <w:t>_»_</w:t>
-            </w:r>
-            <w:proofErr w:type="gramEnd"/>
-            <w:r>
-              <w:rPr>
-                <w:rFonts w:ascii="Times New Roman" w:hAnsi="Times New Roman" w:cs="Times New Roman"/>
-                <w:sz w:val="28"/>
-                <w:szCs w:val="28"/>
-              </w:rPr>
-              <w:t>_________202</w:t>
+              <w:t>«____»__________202</w:t>
             </w:r>
             <w:r>
               <w:rPr>
@@ -955,25 +910,7 @@
                 <w:sz w:val="28"/>
                 <w:szCs w:val="28"/>
               </w:rPr>
-              <w:t>«___</w:t>
-            </w:r>
-            <w:proofErr w:type="gramStart"/>
-            <w:r>
-              <w:rPr>
-                <w:rFonts w:ascii="Times New Roman" w:hAnsi="Times New Roman" w:cs="Times New Roman"/>
-                <w:sz w:val="28"/>
-                <w:szCs w:val="28"/>
-              </w:rPr>
-              <w:t>_»_</w:t>
-            </w:r>
-            <w:proofErr w:type="gramEnd"/>
-            <w:r>
-              <w:rPr>
-                <w:rFonts w:ascii="Times New Roman" w:hAnsi="Times New Roman" w:cs="Times New Roman"/>
-                <w:sz w:val="28"/>
-                <w:szCs w:val="28"/>
-              </w:rPr>
-              <w:t>_________202</w:t>
+              <w:t>«____»__________202</w:t>
             </w:r>
             <w:r>
               <w:rPr>
@@ -1071,6 +1008,56 @@
         <w:jc w:val="center"/>
         <w:rPr>
           <w:rFonts w:ascii="Times New Roman" w:hAnsi="Times New Roman" w:cs="Times New Roman"/>
+          <w:bCs/>
+          <w:sz w:val="40"/>
+          <w:szCs w:val="40"/>
+          <w:lang w:val="en-US"/>
+        </w:rPr>
+      </w:pPr>
+      <w:r>
+        <w:rPr>
+          <w:rFonts w:ascii="Times New Roman" w:hAnsi="Times New Roman" w:cs="Times New Roman"/>
+          <w:bCs/>
+          <w:sz w:val="32"/>
+          <w:szCs w:val="32"/>
+        </w:rPr>
+        <w:lastRenderedPageBreak/>
+        <w:t>Добрый день</w:t>
+      </w:r>
+      <w:r>
+        <w:rPr>
+          <w:rFonts w:ascii="Times New Roman" w:hAnsi="Times New Roman" w:cs="Times New Roman"/>
+          <w:bCs/>
+          <w:sz w:val="40"/>
+          <w:szCs w:val="40"/>
+        </w:rPr>
+        <w:t xml:space="preserve">, </w:t>
+      </w:r>
+      <w:r>
+        <w:rPr>
+          <w:rFonts w:ascii="Times New Roman" w:hAnsi="Times New Roman" w:cs="Times New Roman"/>
+          <w:bCs/>
+          <w:sz w:val="32"/>
+          <w:szCs w:val="32"/>
+        </w:rPr>
+        <w:t>меня зовут Анастасия, я студентка 4 курса и сегодня хочу продемонстрировать свою дипломную работу.</w:t>
+      </w:r>
+      <w:r>
+        <w:rPr>
+          <w:rFonts w:ascii="Times New Roman" w:hAnsi="Times New Roman" w:cs="Times New Roman"/>
+          <w:bCs/>
+          <w:sz w:val="40"/>
+          <w:szCs w:val="40"/>
+        </w:rPr>
+        <w:br/>
+      </w:r>
+    </w:p>
+    <w:p>
+      <w:pPr>
+        <w:pStyle w:val="a5"/>
+        <w:jc w:val="center"/>
+        <w:rPr>
+          <w:rFonts w:ascii="Times New Roman" w:hAnsi="Times New Roman" w:cs="Times New Roman"/>
           <w:b/>
           <w:sz w:val="40"/>
           <w:szCs w:val="40"/>
@@ -1083,7 +1070,6 @@
           <w:sz w:val="40"/>
           <w:szCs w:val="40"/>
         </w:rPr>
-        <w:lastRenderedPageBreak/>
         <w:t>2. Актуальность</w:t>
       </w:r>
     </w:p>
@@ -1116,18 +1102,51 @@
         <w:t>Автотрейд</w:t>
       </w:r>
       <w:r>
-        <w:t xml:space="preserve"> для внутренних потребностей. </w:t>
-      </w:r>
-      <w:r>
-        <w:t xml:space="preserve">Программное средство предназначено для автоматизации процесса ручного копирования баз данных. Продукт </w:t>
-      </w:r>
-      <w:r>
-        <w:t>минимизирует ручные операций и ускоряет процесс клонирования.</w:t>
-      </w:r>
-      <w:r>
-        <w:t xml:space="preserve"> Потребность в наличии изолированных клонов рабочих баз возникает на этапе разработки и тестирования. </w:t>
-      </w:r>
-    </w:p>
+        <w:t xml:space="preserve">. </w:t>
+      </w:r>
+      <w:r>
+        <w:br/>
+        <w:t>На этапе разработки и тестирования возникает потребность в изолированных копий рабочий баз данных. Так как базы данных большие, то создание копией может занимать часы, а также требовать ручные операции от специалиста.</w:t>
+      </w:r>
+      <w:r>
+        <w:br/>
+        <w:t xml:space="preserve">Разработанное программное средство минимизирует </w:t>
+      </w:r>
+      <w:r>
+        <w:t>ручные операци</w:t>
+      </w:r>
+      <w:r>
+        <w:t>и</w:t>
+      </w:r>
+      <w:r>
+        <w:t xml:space="preserve">, </w:t>
+      </w:r>
+      <w:r>
+        <w:t>ускор</w:t>
+      </w:r>
+      <w:r>
+        <w:t>яет</w:t>
+      </w:r>
+      <w:r>
+        <w:t xml:space="preserve"> </w:t>
+      </w:r>
+      <w:r>
+        <w:t>процесс клонирования</w:t>
+      </w:r>
+      <w:r>
+        <w:t xml:space="preserve"> и</w:t>
+      </w:r>
+      <w:r>
+        <w:t xml:space="preserve"> предоставить удобный веб-интерфейс для управления созданными клонами</w:t>
+      </w:r>
+      <w:r>
+        <w:t>.</w:t>
+      </w:r>
+      <w:r>
+        <w:t xml:space="preserve">  </w:t>
+      </w:r>
+    </w:p>
+    <w:p/>
     <w:p>
       <w:pPr>
         <w:pStyle w:val="a5"/>
@@ -1171,7 +1190,13 @@
         <w:t>Цель работы –</w:t>
       </w:r>
       <w:r>
-        <w:t xml:space="preserve"> разработать веб-приложение, позволяющие создавать клоны баз данных на разных серверах и отслеживать их состояние. </w:t>
+        <w:t xml:space="preserve"> разработать веб-приложение, позволяющие создавать </w:t>
+      </w:r>
+      <w:r>
+        <w:t xml:space="preserve">образы баз данных и на их основе развёртывать </w:t>
+      </w:r>
+      <w:r>
+        <w:t xml:space="preserve">клоны баз данных на разных серверах и отслеживать их состояние. </w:t>
       </w:r>
     </w:p>
     <w:p>
@@ -1207,9 +1232,16 @@
           <w:sz w:val="28"/>
           <w:szCs w:val="20"/>
         </w:rPr>
-        <w:t xml:space="preserve">Разработать </w:t>
-      </w:r>
-      <w:r>
+        <w:t>Разработка технического задания</w:t>
+      </w:r>
+    </w:p>
+    <w:p>
+      <w:pPr>
+        <w:pStyle w:val="a5"/>
+        <w:numPr>
+          <w:ilvl w:val="0"/>
+          <w:numId w:val="8"/>
+        </w:numPr>
         <w:rPr>
           <w:rFonts w:ascii="Times New Roman" w:eastAsia="Times New Roman" w:hAnsi="Times New Roman" w:cs="Times New Roman"/>
           <w:color w:val="000000"/>
@@ -1218,8 +1250,7 @@
           <w:sz w:val="28"/>
           <w:szCs w:val="20"/>
         </w:rPr>
-        <w:t>ТЗ</w:t>
-      </w:r>
+      </w:pPr>
       <w:r>
         <w:rPr>
           <w:rFonts w:ascii="Times New Roman" w:eastAsia="Times New Roman" w:hAnsi="Times New Roman" w:cs="Times New Roman"/>
@@ -1229,16 +1260,9 @@
           <w:sz w:val="28"/>
           <w:szCs w:val="20"/>
         </w:rPr>
-        <w:t xml:space="preserve"> продукта</w:t>
-      </w:r>
-    </w:p>
-    <w:p>
-      <w:pPr>
-        <w:pStyle w:val="a5"/>
-        <w:numPr>
-          <w:ilvl w:val="0"/>
-          <w:numId w:val="8"/>
-        </w:numPr>
+        <w:t>Реализация функционала службы-агента</w:t>
+      </w:r>
+      <w:r>
         <w:rPr>
           <w:rFonts w:ascii="Times New Roman" w:eastAsia="Times New Roman" w:hAnsi="Times New Roman" w:cs="Times New Roman"/>
           <w:color w:val="000000"/>
@@ -1247,8 +1271,16 @@
           <w:sz w:val="28"/>
           <w:szCs w:val="20"/>
         </w:rPr>
-      </w:pPr>
-      <w:r>
+        <w:t>, которые будет работать с базой на сервере.</w:t>
+      </w:r>
+    </w:p>
+    <w:p>
+      <w:pPr>
+        <w:pStyle w:val="a5"/>
+        <w:numPr>
+          <w:ilvl w:val="0"/>
+          <w:numId w:val="8"/>
+        </w:numPr>
         <w:rPr>
           <w:rFonts w:ascii="Times New Roman" w:eastAsia="Times New Roman" w:hAnsi="Times New Roman" w:cs="Times New Roman"/>
           <w:color w:val="000000"/>
@@ -1257,16 +1289,8 @@
           <w:sz w:val="28"/>
           <w:szCs w:val="20"/>
         </w:rPr>
-        <w:t>Разработка архитектуры согласно ТЗ</w:t>
-      </w:r>
-    </w:p>
-    <w:p>
-      <w:pPr>
-        <w:pStyle w:val="a5"/>
-        <w:numPr>
-          <w:ilvl w:val="0"/>
-          <w:numId w:val="8"/>
-        </w:numPr>
+      </w:pPr>
+      <w:r>
         <w:rPr>
           <w:rFonts w:ascii="Times New Roman" w:eastAsia="Times New Roman" w:hAnsi="Times New Roman" w:cs="Times New Roman"/>
           <w:color w:val="000000"/>
@@ -1275,8 +1299,16 @@
           <w:sz w:val="28"/>
           <w:szCs w:val="20"/>
         </w:rPr>
-      </w:pPr>
-      <w:r>
+        <w:t xml:space="preserve">Разработка клиентской части веб-приложения </w:t>
+      </w:r>
+    </w:p>
+    <w:p>
+      <w:pPr>
+        <w:pStyle w:val="a5"/>
+        <w:numPr>
+          <w:ilvl w:val="0"/>
+          <w:numId w:val="8"/>
+        </w:numPr>
         <w:rPr>
           <w:rFonts w:ascii="Times New Roman" w:eastAsia="Times New Roman" w:hAnsi="Times New Roman" w:cs="Times New Roman"/>
           <w:color w:val="000000"/>
@@ -1285,8 +1317,7 @@
           <w:sz w:val="28"/>
           <w:szCs w:val="20"/>
         </w:rPr>
-        <w:t>Реализация функционала службы-агента</w:t>
-      </w:r>
+      </w:pPr>
       <w:r>
         <w:rPr>
           <w:rFonts w:ascii="Times New Roman" w:eastAsia="Times New Roman" w:hAnsi="Times New Roman" w:cs="Times New Roman"/>
@@ -1296,16 +1327,9 @@
           <w:sz w:val="28"/>
           <w:szCs w:val="20"/>
         </w:rPr>
-        <w:t>, которые будет работать с базой на сервере.</w:t>
-      </w:r>
-    </w:p>
-    <w:p>
-      <w:pPr>
-        <w:pStyle w:val="a5"/>
-        <w:numPr>
-          <w:ilvl w:val="0"/>
-          <w:numId w:val="8"/>
-        </w:numPr>
+        <w:t>Разработка серверной части веб-приложения</w:t>
+      </w:r>
+      <w:r>
         <w:rPr>
           <w:rFonts w:ascii="Times New Roman" w:eastAsia="Times New Roman" w:hAnsi="Times New Roman" w:cs="Times New Roman"/>
           <w:color w:val="000000"/>
@@ -1314,8 +1338,16 @@
           <w:sz w:val="28"/>
           <w:szCs w:val="20"/>
         </w:rPr>
-      </w:pPr>
-      <w:r>
+        <w:t>, взаимодействующей с развёрнутыми агентами на серверах и клиентской часть.</w:t>
+      </w:r>
+    </w:p>
+    <w:p>
+      <w:pPr>
+        <w:pStyle w:val="a5"/>
+        <w:numPr>
+          <w:ilvl w:val="0"/>
+          <w:numId w:val="8"/>
+        </w:numPr>
         <w:rPr>
           <w:rFonts w:ascii="Times New Roman" w:eastAsia="Times New Roman" w:hAnsi="Times New Roman" w:cs="Times New Roman"/>
           <w:color w:val="000000"/>
@@ -1324,16 +1356,8 @@
           <w:sz w:val="28"/>
           <w:szCs w:val="20"/>
         </w:rPr>
-        <w:t xml:space="preserve">Разработка клиентской (браузерной) части веб-приложения </w:t>
-      </w:r>
-    </w:p>
-    <w:p>
-      <w:pPr>
-        <w:pStyle w:val="a5"/>
-        <w:numPr>
-          <w:ilvl w:val="0"/>
-          <w:numId w:val="8"/>
-        </w:numPr>
+      </w:pPr>
+      <w:r>
         <w:rPr>
           <w:rFonts w:ascii="Times New Roman" w:eastAsia="Times New Roman" w:hAnsi="Times New Roman" w:cs="Times New Roman"/>
           <w:color w:val="000000"/>
@@ -1342,55 +1366,6 @@
           <w:sz w:val="28"/>
           <w:szCs w:val="20"/>
         </w:rPr>
-      </w:pPr>
-      <w:r>
-        <w:rPr>
-          <w:rFonts w:ascii="Times New Roman" w:eastAsia="Times New Roman" w:hAnsi="Times New Roman" w:cs="Times New Roman"/>
-          <w:color w:val="000000"/>
-          <w:spacing w:val="0"/>
-          <w:kern w:val="0"/>
-          <w:sz w:val="28"/>
-          <w:szCs w:val="20"/>
-        </w:rPr>
-        <w:t>Разработка серверной части веб-приложения</w:t>
-      </w:r>
-      <w:r>
-        <w:rPr>
-          <w:rFonts w:ascii="Times New Roman" w:eastAsia="Times New Roman" w:hAnsi="Times New Roman" w:cs="Times New Roman"/>
-          <w:color w:val="000000"/>
-          <w:spacing w:val="0"/>
-          <w:kern w:val="0"/>
-          <w:sz w:val="28"/>
-          <w:szCs w:val="20"/>
-        </w:rPr>
-        <w:t>, взаимодействующей с развёрнутыми агентами на серверах и клиентской часть.</w:t>
-      </w:r>
-    </w:p>
-    <w:p>
-      <w:pPr>
-        <w:pStyle w:val="a5"/>
-        <w:numPr>
-          <w:ilvl w:val="0"/>
-          <w:numId w:val="8"/>
-        </w:numPr>
-        <w:rPr>
-          <w:rFonts w:ascii="Times New Roman" w:eastAsia="Times New Roman" w:hAnsi="Times New Roman" w:cs="Times New Roman"/>
-          <w:color w:val="000000"/>
-          <w:spacing w:val="0"/>
-          <w:kern w:val="0"/>
-          <w:sz w:val="28"/>
-          <w:szCs w:val="20"/>
-        </w:rPr>
-      </w:pPr>
-      <w:r>
-        <w:rPr>
-          <w:rFonts w:ascii="Times New Roman" w:eastAsia="Times New Roman" w:hAnsi="Times New Roman" w:cs="Times New Roman"/>
-          <w:color w:val="000000"/>
-          <w:spacing w:val="0"/>
-          <w:kern w:val="0"/>
-          <w:sz w:val="28"/>
-          <w:szCs w:val="20"/>
-        </w:rPr>
         <w:t>Тестирование и отладка веб-приложения</w:t>
       </w:r>
     </w:p>
@@ -1434,95 +1409,32 @@
         <w:jc w:val="both"/>
       </w:pPr>
       <w:r>
-        <w:t xml:space="preserve">На рынке присутствуют </w:t>
-      </w:r>
-      <w:r>
-        <w:t xml:space="preserve">несколько </w:t>
-      </w:r>
-      <w:r>
-        <w:t>аналог</w:t>
-      </w:r>
-      <w:r>
-        <w:t>ов</w:t>
-      </w:r>
-      <w:r>
-        <w:t xml:space="preserve"> разрабатываемого продукта. Однако было принято решение о собственной разработке ввиду высокой стоимости лицензий на готовые коммерческие решения</w:t>
-      </w:r>
-      <w:r>
-        <w:t xml:space="preserve"> и трудностью приобретения лицензии из-за санкций</w:t>
+        <w:t>На рынке присутствуют готовые аналоги продукта, однако было принято решение о собственной разработке</w:t>
+      </w:r>
+      <w:r>
+        <w:t xml:space="preserve">. </w:t>
+      </w:r>
+      <w:r>
+        <w:t xml:space="preserve">Это обусловлено высокой стоимостью коммерческих лицензий, сложностями их приобретения в </w:t>
+      </w:r>
+      <w:r>
+        <w:lastRenderedPageBreak/>
+        <w:t xml:space="preserve">условиях санкционных ограничений, а также </w:t>
+      </w:r>
+      <w:r>
+        <w:t>т</w:t>
+      </w:r>
+      <w:r>
+        <w:t>ребовани</w:t>
+      </w:r>
+      <w:r>
+        <w:t>ем</w:t>
+      </w:r>
+      <w:r>
+        <w:t xml:space="preserve"> к информационной безопасности, предусматривающие полный контроль над хранением, обработкой и защитой корпоративных данных</w:t>
       </w:r>
       <w:r>
         <w:t>.</w:t>
-      </w:r>
-    </w:p>
-    <w:p>
-      <w:pPr>
-        <w:ind w:firstLine="709"/>
-        <w:jc w:val="both"/>
-      </w:pPr>
-      <w:r>
-        <w:rPr>
-          <w:b/>
-          <w:bCs/>
-        </w:rPr>
-        <w:t>Redgate SQL Clone</w:t>
-      </w:r>
-      <w:r>
-        <w:t xml:space="preserve"> — мощное решение с хорошим функционалом, но его стоимость избыточна для наших задач.</w:t>
-      </w:r>
-    </w:p>
-    <w:p>
-      <w:pPr>
-        <w:ind w:firstLine="709"/>
-        <w:jc w:val="both"/>
-      </w:pPr>
-      <w:r>
-        <w:rPr>
-          <w:b/>
-          <w:bCs/>
-        </w:rPr>
-        <w:t>Azure SQL</w:t>
-      </w:r>
-      <w:r>
-        <w:t xml:space="preserve"> — облачное решение, но оно требует миграции в облако и не подходит для инфраструктуры компании.</w:t>
-      </w:r>
-    </w:p>
-    <w:p>
-      <w:pPr>
-        <w:ind w:firstLine="709"/>
-        <w:jc w:val="both"/>
-      </w:pPr>
-      <w:r>
-        <w:lastRenderedPageBreak/>
-        <w:t>Поэтому</w:t>
-      </w:r>
-      <w:r>
-        <w:t xml:space="preserve"> было</w:t>
-      </w:r>
-      <w:r>
-        <w:t xml:space="preserve"> разработ</w:t>
-      </w:r>
-      <w:r>
-        <w:t>ано</w:t>
-      </w:r>
-      <w:r>
-        <w:t xml:space="preserve"> </w:t>
-      </w:r>
-      <w:r>
-        <w:rPr>
-          <w:b/>
-          <w:bCs/>
-        </w:rPr>
-        <w:t>собственное решение</w:t>
-      </w:r>
-      <w:r>
-        <w:t>, которое полностью закрывает</w:t>
-      </w:r>
-      <w:r>
-        <w:t xml:space="preserve"> </w:t>
-      </w:r>
-      <w:r>
-        <w:t>потребности.</w:t>
       </w:r>
     </w:p>
     <w:p>
@@ -1622,12 +1534,33 @@
     </w:p>
     <w:p>
       <w:r>
-        <w:t>Основной актор IT-специалист (администратор баз данных или разработчик).</w:t>
+        <w:t>Основной актор IT-специалист (</w:t>
+      </w:r>
+      <w:r>
+        <w:t xml:space="preserve">Обычно это </w:t>
+      </w:r>
+      <w:r>
+        <w:t>администратор</w:t>
+      </w:r>
+      <w:r>
+        <w:t xml:space="preserve"> </w:t>
+      </w:r>
+      <w:r>
+        <w:t>или разработчик</w:t>
+      </w:r>
+      <w:r>
+        <w:t xml:space="preserve"> баз данных</w:t>
+      </w:r>
+      <w:r>
+        <w:t>).</w:t>
       </w:r>
     </w:p>
     <w:p>
       <w:r>
         <w:t>Система предоставляет полный цикл управления: от создания образа рабочей базы до развёртывания множества клонов для тестирования.</w:t>
+      </w:r>
+      <w:r>
+        <w:t xml:space="preserve"> </w:t>
       </w:r>
     </w:p>
     <w:p/>
@@ -1689,7 +1622,10 @@
         <w:t xml:space="preserve">На данной диаграмме </w:t>
       </w:r>
       <w:r>
-        <w:t xml:space="preserve">представлена база данных, где будет хранится информация о созданных клонах, агентах, образах. </w:t>
+        <w:t>представлена база данных, где будет хранится информация о созданных клонах, агентах, образах</w:t>
+      </w:r>
+      <w:r>
+        <w:t>.</w:t>
       </w:r>
     </w:p>
     <w:p/>
@@ -1850,6 +1786,7 @@
         <w:jc w:val="both"/>
       </w:pPr>
       <w:r>
+        <w:lastRenderedPageBreak/>
         <w:t>В ходе реализации поставленной цели были выполнены следующие задачи:</w:t>
       </w:r>
     </w:p>
@@ -1857,32 +1794,31 @@
       <w:pPr>
         <w:numPr>
           <w:ilvl w:val="0"/>
-          <w:numId w:val="13"/>
+          <w:numId w:val="14"/>
         </w:numPr>
         <w:jc w:val="both"/>
       </w:pPr>
       <w:r>
-        <w:lastRenderedPageBreak/>
-        <w:t>Выявлены ключевые потребности, которые должен покрывать продукт и разработано ТЗ.</w:t>
+        <w:t>Разработано техническое задание, согласно ключевым потребностям заказчика.</w:t>
       </w:r>
     </w:p>
     <w:p>
       <w:pPr>
         <w:numPr>
           <w:ilvl w:val="0"/>
-          <w:numId w:val="13"/>
+          <w:numId w:val="14"/>
         </w:numPr>
         <w:jc w:val="both"/>
       </w:pPr>
       <w:r>
-        <w:t>Разработан интерфейса веб-клиента, согласно представленному макету.</w:t>
+        <w:t>Разработан клиентская часть продукта.</w:t>
       </w:r>
     </w:p>
     <w:p>
       <w:pPr>
         <w:numPr>
           <w:ilvl w:val="0"/>
-          <w:numId w:val="13"/>
+          <w:numId w:val="14"/>
         </w:numPr>
         <w:jc w:val="both"/>
       </w:pPr>
@@ -1897,12 +1833,14 @@
       </w:r>
     </w:p>
     <w:p>
+      <w:r>
+        <w:t>Разработанное программное средство принято заказчиком в полном объёме и находится в процессе тестирования на его стороне.</w:t>
+      </w:r>
+    </w:p>
+    <w:p>
       <w:pPr>
         <w:jc w:val="both"/>
       </w:pPr>
-      <w:r>
-        <w:t>Разработанное решение находится в процессе тестирования на стороне заказчика.</w:t>
-      </w:r>
     </w:p>
     <w:p>
       <w:pPr>
@@ -2672,6 +2610,146 @@
     </w:lvl>
   </w:abstractNum>
   <w:abstractNum w:abstractNumId="6" w15:restartNumberingAfterBreak="0">
+    <w:nsid w:val="3B394A41"/>
+    <w:multiLevelType w:val="hybridMultilevel"/>
+    <w:tmpl w:val="B7AE06A0"/>
+    <w:lvl w:ilvl="0" w:tplc="67442AE4">
+      <w:start w:val="1"/>
+      <w:numFmt w:val="bullet"/>
+      <w:lvlText w:val="•"/>
+      <w:lvlJc w:val="left"/>
+      <w:pPr>
+        <w:tabs>
+          <w:tab w:val="num" w:pos="720"/>
+        </w:tabs>
+        <w:ind w:left="720" w:hanging="360"/>
+      </w:pPr>
+      <w:rPr>
+        <w:rFonts w:ascii="Arial" w:hAnsi="Arial" w:hint="default"/>
+      </w:rPr>
+    </w:lvl>
+    <w:lvl w:ilvl="1" w:tplc="B6A8F2FE" w:tentative="1">
+      <w:start w:val="1"/>
+      <w:numFmt w:val="bullet"/>
+      <w:lvlText w:val="•"/>
+      <w:lvlJc w:val="left"/>
+      <w:pPr>
+        <w:tabs>
+          <w:tab w:val="num" w:pos="1440"/>
+        </w:tabs>
+        <w:ind w:left="1440" w:hanging="360"/>
+      </w:pPr>
+      <w:rPr>
+        <w:rFonts w:ascii="Arial" w:hAnsi="Arial" w:hint="default"/>
+      </w:rPr>
+    </w:lvl>
+    <w:lvl w:ilvl="2" w:tplc="C3262120" w:tentative="1">
+      <w:start w:val="1"/>
+      <w:numFmt w:val="bullet"/>
+      <w:lvlText w:val="•"/>
+      <w:lvlJc w:val="left"/>
+      <w:pPr>
+        <w:tabs>
+          <w:tab w:val="num" w:pos="2160"/>
+        </w:tabs>
+        <w:ind w:left="2160" w:hanging="360"/>
+      </w:pPr>
+      <w:rPr>
+        <w:rFonts w:ascii="Arial" w:hAnsi="Arial" w:hint="default"/>
+      </w:rPr>
+    </w:lvl>
+    <w:lvl w:ilvl="3" w:tplc="423451D0" w:tentative="1">
+      <w:start w:val="1"/>
+      <w:numFmt w:val="bullet"/>
+      <w:lvlText w:val="•"/>
+      <w:lvlJc w:val="left"/>
+      <w:pPr>
+        <w:tabs>
+          <w:tab w:val="num" w:pos="2880"/>
+        </w:tabs>
+        <w:ind w:left="2880" w:hanging="360"/>
+      </w:pPr>
+      <w:rPr>
+        <w:rFonts w:ascii="Arial" w:hAnsi="Arial" w:hint="default"/>
+      </w:rPr>
+    </w:lvl>
+    <w:lvl w:ilvl="4" w:tplc="2410E60E" w:tentative="1">
+      <w:start w:val="1"/>
+      <w:numFmt w:val="bullet"/>
+      <w:lvlText w:val="•"/>
+      <w:lvlJc w:val="left"/>
+      <w:pPr>
+        <w:tabs>
+          <w:tab w:val="num" w:pos="3600"/>
+        </w:tabs>
+        <w:ind w:left="3600" w:hanging="360"/>
+      </w:pPr>
+      <w:rPr>
+        <w:rFonts w:ascii="Arial" w:hAnsi="Arial" w:hint="default"/>
+      </w:rPr>
+    </w:lvl>
+    <w:lvl w:ilvl="5" w:tplc="3690C4D4" w:tentative="1">
+      <w:start w:val="1"/>
+      <w:numFmt w:val="bullet"/>
+      <w:lvlText w:val="•"/>
+      <w:lvlJc w:val="left"/>
+      <w:pPr>
+        <w:tabs>
+          <w:tab w:val="num" w:pos="4320"/>
+        </w:tabs>
+        <w:ind w:left="4320" w:hanging="360"/>
+      </w:pPr>
+      <w:rPr>
+        <w:rFonts w:ascii="Arial" w:hAnsi="Arial" w:hint="default"/>
+      </w:rPr>
+    </w:lvl>
+    <w:lvl w:ilvl="6" w:tplc="A3EAB2CC" w:tentative="1">
+      <w:start w:val="1"/>
+      <w:numFmt w:val="bullet"/>
+      <w:lvlText w:val="•"/>
+      <w:lvlJc w:val="left"/>
+      <w:pPr>
+        <w:tabs>
+          <w:tab w:val="num" w:pos="5040"/>
+        </w:tabs>
+        <w:ind w:left="5040" w:hanging="360"/>
+      </w:pPr>
+      <w:rPr>
+        <w:rFonts w:ascii="Arial" w:hAnsi="Arial" w:hint="default"/>
+      </w:rPr>
+    </w:lvl>
+    <w:lvl w:ilvl="7" w:tplc="B8FC2A82" w:tentative="1">
+      <w:start w:val="1"/>
+      <w:numFmt w:val="bullet"/>
+      <w:lvlText w:val="•"/>
+      <w:lvlJc w:val="left"/>
+      <w:pPr>
+        <w:tabs>
+          <w:tab w:val="num" w:pos="5760"/>
+        </w:tabs>
+        <w:ind w:left="5760" w:hanging="360"/>
+      </w:pPr>
+      <w:rPr>
+        <w:rFonts w:ascii="Arial" w:hAnsi="Arial" w:hint="default"/>
+      </w:rPr>
+    </w:lvl>
+    <w:lvl w:ilvl="8" w:tplc="28D27E68" w:tentative="1">
+      <w:start w:val="1"/>
+      <w:numFmt w:val="bullet"/>
+      <w:lvlText w:val="•"/>
+      <w:lvlJc w:val="left"/>
+      <w:pPr>
+        <w:tabs>
+          <w:tab w:val="num" w:pos="6480"/>
+        </w:tabs>
+        <w:ind w:left="6480" w:hanging="360"/>
+      </w:pPr>
+      <w:rPr>
+        <w:rFonts w:ascii="Arial" w:hAnsi="Arial" w:hint="default"/>
+      </w:rPr>
+    </w:lvl>
+  </w:abstractNum>
+  <w:abstractNum w:abstractNumId="7" w15:restartNumberingAfterBreak="0">
     <w:nsid w:val="460D1A0C"/>
     <w:multiLevelType w:val="multilevel"/>
     <w:tmpl w:val="0472F448"/>
@@ -2820,7 +2898,7 @@
       </w:rPr>
     </w:lvl>
   </w:abstractNum>
-  <w:abstractNum w:abstractNumId="7" w15:restartNumberingAfterBreak="0">
+  <w:abstractNum w:abstractNumId="8" w15:restartNumberingAfterBreak="0">
     <w:nsid w:val="48AF2497"/>
     <w:multiLevelType w:val="hybridMultilevel"/>
     <w:tmpl w:val="E77E9032"/>
@@ -2933,7 +3011,7 @@
       </w:rPr>
     </w:lvl>
   </w:abstractNum>
-  <w:abstractNum w:abstractNumId="8" w15:restartNumberingAfterBreak="0">
+  <w:abstractNum w:abstractNumId="9" w15:restartNumberingAfterBreak="0">
     <w:nsid w:val="54743B76"/>
     <w:multiLevelType w:val="multilevel"/>
     <w:tmpl w:val="C0E223CC"/>
@@ -3082,7 +3160,7 @@
       </w:rPr>
     </w:lvl>
   </w:abstractNum>
-  <w:abstractNum w:abstractNumId="9" w15:restartNumberingAfterBreak="0">
+  <w:abstractNum w:abstractNumId="10" w15:restartNumberingAfterBreak="0">
     <w:nsid w:val="56024C82"/>
     <w:multiLevelType w:val="hybridMultilevel"/>
     <w:tmpl w:val="D7C67BCA"/>
@@ -3195,7 +3273,7 @@
       </w:rPr>
     </w:lvl>
   </w:abstractNum>
-  <w:abstractNum w:abstractNumId="10" w15:restartNumberingAfterBreak="0">
+  <w:abstractNum w:abstractNumId="11" w15:restartNumberingAfterBreak="0">
     <w:nsid w:val="57F057C8"/>
     <w:multiLevelType w:val="hybridMultilevel"/>
     <w:tmpl w:val="FA1A3C3A"/>
@@ -3308,7 +3386,7 @@
       </w:rPr>
     </w:lvl>
   </w:abstractNum>
-  <w:abstractNum w:abstractNumId="11" w15:restartNumberingAfterBreak="0">
+  <w:abstractNum w:abstractNumId="12" w15:restartNumberingAfterBreak="0">
     <w:nsid w:val="7986671B"/>
     <w:multiLevelType w:val="hybridMultilevel"/>
     <w:tmpl w:val="A91893BC"/>
@@ -3448,7 +3526,7 @@
       </w:rPr>
     </w:lvl>
   </w:abstractNum>
-  <w:abstractNum w:abstractNumId="12" w15:restartNumberingAfterBreak="0">
+  <w:abstractNum w:abstractNumId="13" w15:restartNumberingAfterBreak="0">
     <w:nsid w:val="7EC815C9"/>
     <w:multiLevelType w:val="multilevel"/>
     <w:tmpl w:val="0BC02190"/>
@@ -3571,13 +3649,13 @@
     <w:abstractNumId w:val="3"/>
   </w:num>
   <w:num w:numId="4" w16cid:durableId="584073832">
-    <w:abstractNumId w:val="10"/>
+    <w:abstractNumId w:val="11"/>
   </w:num>
   <w:num w:numId="5" w16cid:durableId="312753964">
-    <w:abstractNumId w:val="7"/>
+    <w:abstractNumId w:val="8"/>
   </w:num>
   <w:num w:numId="6" w16cid:durableId="1125659152">
-    <w:abstractNumId w:val="9"/>
+    <w:abstractNumId w:val="10"/>
   </w:num>
   <w:num w:numId="7" w16cid:durableId="1832794376">
     <w:abstractNumId w:val="1"/>
@@ -3586,19 +3664,22 @@
     <w:abstractNumId w:val="0"/>
   </w:num>
   <w:num w:numId="9" w16cid:durableId="1196894018">
-    <w:abstractNumId w:val="8"/>
+    <w:abstractNumId w:val="9"/>
   </w:num>
   <w:num w:numId="10" w16cid:durableId="1620260495">
     <w:abstractNumId w:val="5"/>
   </w:num>
   <w:num w:numId="11" w16cid:durableId="341663135">
-    <w:abstractNumId w:val="6"/>
+    <w:abstractNumId w:val="7"/>
   </w:num>
   <w:num w:numId="12" w16cid:durableId="30762581">
+    <w:abstractNumId w:val="13"/>
+  </w:num>
+  <w:num w:numId="13" w16cid:durableId="930700860">
     <w:abstractNumId w:val="12"/>
   </w:num>
-  <w:num w:numId="13" w16cid:durableId="930700860">
-    <w:abstractNumId w:val="11"/>
+  <w:num w:numId="14" w16cid:durableId="1692141773">
+    <w:abstractNumId w:val="6"/>
   </w:num>
 </w:numbering>
 </file>
@@ -4039,7 +4120,6 @@
   <w:style w:type="character" w:default="1" w:styleId="a0">
     <w:name w:val="Default Paragraph Font"/>
     <w:uiPriority w:val="1"/>
-    <w:semiHidden/>
     <w:unhideWhenUsed/>
   </w:style>
   <w:style w:type="table" w:default="1" w:styleId="a1">

--- a/Диплом/Презентация/Тест выступления.docx
+++ b/Диплом/Презентация/Тест выступления.docx
@@ -271,70 +271,19 @@
         </w:tabs>
         <w:jc w:val="center"/>
         <w:rPr>
+          <w:sz w:val="32"/>
+          <w:szCs w:val="32"/>
+        </w:rPr>
+      </w:pPr>
+      <w:r>
+        <w:rPr>
           <w:b/>
           <w:bCs/>
           <w:sz w:val="32"/>
           <w:szCs w:val="32"/>
-          <w:lang w:val="en-US"/>
-        </w:rPr>
-      </w:pPr>
-      <w:r>
-        <w:rPr>
-          <w:b/>
-          <w:bCs/>
-          <w:sz w:val="32"/>
-          <w:szCs w:val="32"/>
-        </w:rPr>
-        <w:t xml:space="preserve">Разработка корпоративного веб-приложения для клонирования баз данных </w:t>
-      </w:r>
-      <w:r>
-        <w:rPr>
-          <w:b/>
-          <w:bCs/>
-          <w:sz w:val="32"/>
-          <w:szCs w:val="32"/>
-          <w:lang w:val="en-US"/>
-        </w:rPr>
-        <w:t>MS</w:t>
-      </w:r>
-      <w:r>
-        <w:rPr>
-          <w:b/>
-          <w:bCs/>
-          <w:sz w:val="32"/>
-          <w:szCs w:val="32"/>
-        </w:rPr>
-        <w:t xml:space="preserve"> </w:t>
-      </w:r>
-      <w:r>
-        <w:rPr>
-          <w:b/>
-          <w:bCs/>
-          <w:sz w:val="32"/>
-          <w:szCs w:val="32"/>
-          <w:lang w:val="en-US"/>
-        </w:rPr>
-        <w:t>SQL</w:t>
-      </w:r>
-    </w:p>
-    <w:p>
-      <w:pPr>
-        <w:pBdr>
-          <w:top w:val="nil"/>
-          <w:left w:val="nil"/>
-          <w:bottom w:val="nil"/>
-          <w:right w:val="nil"/>
-          <w:between w:val="nil"/>
-        </w:pBdr>
-        <w:tabs>
-          <w:tab w:val="left" w:pos="0"/>
-        </w:tabs>
-        <w:jc w:val="center"/>
-        <w:rPr>
-          <w:sz w:val="32"/>
-          <w:szCs w:val="32"/>
-        </w:rPr>
-      </w:pPr>
+        </w:rPr>
+        <w:t>Разработка корпоративного веб-приложения для клонирования баз данных MS SQL c возможностью управления клонами и процессами мониторинга</w:t>
+      </w:r>
     </w:p>
     <w:p>
       <w:pPr>
@@ -464,25 +413,26 @@
                 <w:sz w:val="28"/>
                 <w:szCs w:val="28"/>
               </w:rPr>
-              <w:t>Инженер ВКИ НГУ</w:t>
+              <w:t xml:space="preserve">Лаборант </w:t>
             </w:r>
-          </w:p>
-          <w:p>
-            <w:pPr>
-              <w:pStyle w:val="50"/>
-              <w:widowControl/>
-              <w:shd w:val="clear" w:color="auto" w:fill="auto"/>
-              <w:tabs>
-                <w:tab w:val="left" w:pos="0"/>
-              </w:tabs>
-              <w:spacing w:after="0" w:line="360" w:lineRule="auto"/>
-              <w:jc w:val="left"/>
-              <w:rPr>
-                <w:rFonts w:ascii="Times New Roman" w:hAnsi="Times New Roman" w:cs="Times New Roman"/>
-                <w:sz w:val="28"/>
-                <w:szCs w:val="28"/>
-              </w:rPr>
-            </w:pPr>
+            <w:proofErr w:type="spellStart"/>
+            <w:r>
+              <w:rPr>
+                <w:rFonts w:ascii="Times New Roman" w:hAnsi="Times New Roman" w:cs="Times New Roman"/>
+                <w:sz w:val="28"/>
+                <w:szCs w:val="28"/>
+              </w:rPr>
+              <w:t>МЛабИК</w:t>
+            </w:r>
+            <w:proofErr w:type="spellEnd"/>
+            <w:r>
+              <w:rPr>
+                <w:rFonts w:ascii="Times New Roman" w:hAnsi="Times New Roman" w:cs="Times New Roman"/>
+                <w:sz w:val="28"/>
+                <w:szCs w:val="28"/>
+              </w:rPr>
+              <w:t xml:space="preserve"> СУНЦ НГУ</w:t>
+            </w:r>
           </w:p>
         </w:tc>
         <w:tc>
@@ -575,7 +525,25 @@
                 <w:sz w:val="28"/>
                 <w:szCs w:val="28"/>
               </w:rPr>
-              <w:t>«___»___________202</w:t>
+              <w:t>«__</w:t>
+            </w:r>
+            <w:proofErr w:type="gramStart"/>
+            <w:r>
+              <w:rPr>
+                <w:rFonts w:ascii="Times New Roman" w:hAnsi="Times New Roman" w:cs="Times New Roman"/>
+                <w:sz w:val="28"/>
+                <w:szCs w:val="28"/>
+              </w:rPr>
+              <w:t>_»_</w:t>
+            </w:r>
+            <w:proofErr w:type="gramEnd"/>
+            <w:r>
+              <w:rPr>
+                <w:rFonts w:ascii="Times New Roman" w:hAnsi="Times New Roman" w:cs="Times New Roman"/>
+                <w:sz w:val="28"/>
+                <w:szCs w:val="28"/>
+              </w:rPr>
+              <w:t>__________202</w:t>
             </w:r>
             <w:r>
               <w:rPr>
@@ -627,7 +595,23 @@
                 <w:sz w:val="28"/>
                 <w:szCs w:val="28"/>
               </w:rPr>
-              <w:t>Студент 4 курса</w:t>
+              <w:t>Студент</w:t>
+            </w:r>
+            <w:r>
+              <w:rPr>
+                <w:rFonts w:ascii="Times New Roman" w:hAnsi="Times New Roman" w:cs="Times New Roman"/>
+                <w:sz w:val="28"/>
+                <w:szCs w:val="28"/>
+              </w:rPr>
+              <w:t>ка</w:t>
+            </w:r>
+            <w:r>
+              <w:rPr>
+                <w:rFonts w:ascii="Times New Roman" w:hAnsi="Times New Roman" w:cs="Times New Roman"/>
+                <w:sz w:val="28"/>
+                <w:szCs w:val="28"/>
+              </w:rPr>
+              <w:t xml:space="preserve"> 4 курса</w:t>
             </w:r>
             <w:r>
               <w:rPr>
@@ -746,7 +730,25 @@
                 <w:sz w:val="28"/>
                 <w:szCs w:val="28"/>
               </w:rPr>
-              <w:t>«____»__________202</w:t>
+              <w:t>«___</w:t>
+            </w:r>
+            <w:proofErr w:type="gramStart"/>
+            <w:r>
+              <w:rPr>
+                <w:rFonts w:ascii="Times New Roman" w:hAnsi="Times New Roman" w:cs="Times New Roman"/>
+                <w:sz w:val="28"/>
+                <w:szCs w:val="28"/>
+              </w:rPr>
+              <w:t>_»_</w:t>
+            </w:r>
+            <w:proofErr w:type="gramEnd"/>
+            <w:r>
+              <w:rPr>
+                <w:rFonts w:ascii="Times New Roman" w:hAnsi="Times New Roman" w:cs="Times New Roman"/>
+                <w:sz w:val="28"/>
+                <w:szCs w:val="28"/>
+              </w:rPr>
+              <w:t>_________202</w:t>
             </w:r>
             <w:r>
               <w:rPr>
@@ -910,7 +912,25 @@
                 <w:sz w:val="28"/>
                 <w:szCs w:val="28"/>
               </w:rPr>
-              <w:t>«____»__________202</w:t>
+              <w:t>«___</w:t>
+            </w:r>
+            <w:proofErr w:type="gramStart"/>
+            <w:r>
+              <w:rPr>
+                <w:rFonts w:ascii="Times New Roman" w:hAnsi="Times New Roman" w:cs="Times New Roman"/>
+                <w:sz w:val="28"/>
+                <w:szCs w:val="28"/>
+              </w:rPr>
+              <w:t>_»_</w:t>
+            </w:r>
+            <w:proofErr w:type="gramEnd"/>
+            <w:r>
+              <w:rPr>
+                <w:rFonts w:ascii="Times New Roman" w:hAnsi="Times New Roman" w:cs="Times New Roman"/>
+                <w:sz w:val="28"/>
+                <w:szCs w:val="28"/>
+              </w:rPr>
+              <w:t>_________202</w:t>
             </w:r>
             <w:r>
               <w:rPr>
@@ -1011,7 +1031,6 @@
           <w:bCs/>
           <w:sz w:val="40"/>
           <w:szCs w:val="40"/>
-          <w:lang w:val="en-US"/>
         </w:rPr>
       </w:pPr>
       <w:r>
@@ -1040,7 +1059,53 @@
           <w:sz w:val="32"/>
           <w:szCs w:val="32"/>
         </w:rPr>
-        <w:t>меня зовут Анастасия, я студентка 4 курса и сегодня хочу продемонстрировать свою дипломную работу.</w:t>
+        <w:t xml:space="preserve">меня зовут Анастасия, я студентка 4 курса и сегодня хочу продемонстрировать свою </w:t>
+      </w:r>
+      <w:r>
+        <w:rPr>
+          <w:rFonts w:ascii="Times New Roman" w:hAnsi="Times New Roman" w:cs="Times New Roman"/>
+          <w:bCs/>
+          <w:sz w:val="32"/>
+          <w:szCs w:val="32"/>
+        </w:rPr>
+        <w:t>выпускную квалификационную работу по теме «</w:t>
+      </w:r>
+      <w:r>
+        <w:rPr>
+          <w:rFonts w:ascii="Times New Roman" w:hAnsi="Times New Roman" w:cs="Times New Roman"/>
+          <w:bCs/>
+          <w:sz w:val="32"/>
+          <w:szCs w:val="32"/>
+        </w:rPr>
+        <w:t xml:space="preserve">Разработка корпоративного веб-приложения для клонирования баз данных </w:t>
+      </w:r>
+      <w:r>
+        <w:rPr>
+          <w:rFonts w:ascii="Times New Roman" w:hAnsi="Times New Roman" w:cs="Times New Roman"/>
+          <w:bCs/>
+          <w:sz w:val="32"/>
+          <w:szCs w:val="32"/>
+          <w:lang w:val="en-US"/>
+        </w:rPr>
+        <w:t>Microsoft</w:t>
+      </w:r>
+      <w:r>
+        <w:rPr>
+          <w:rFonts w:ascii="Times New Roman" w:hAnsi="Times New Roman" w:cs="Times New Roman"/>
+          <w:bCs/>
+          <w:sz w:val="32"/>
+          <w:szCs w:val="32"/>
+        </w:rPr>
+        <w:t xml:space="preserve"> SQL</w:t>
+      </w:r>
+      <w:r>
+        <w:rPr>
+          <w:rFonts w:ascii="Times New Roman" w:hAnsi="Times New Roman" w:cs="Times New Roman"/>
+          <w:bCs/>
+          <w:sz w:val="32"/>
+          <w:szCs w:val="32"/>
+        </w:rPr>
+        <w:t>»</w:t>
       </w:r>
       <w:r>
         <w:rPr>
@@ -1105,8 +1170,44 @@
         <w:t xml:space="preserve">. </w:t>
       </w:r>
       <w:r>
+        <w:t>(</w:t>
+      </w:r>
+      <w:r>
+        <w:t>ООО Байт)</w:t>
+      </w:r>
+      <w:r>
         <w:br/>
-        <w:t>На этапе разработки и тестирования возникает потребность в изолированных копий рабочий баз данных. Так как базы данных большие, то создание копией может занимать часы, а также требовать ручные операции от специалиста.</w:t>
+        <w:t xml:space="preserve">На этапе разработки и тестирования </w:t>
+      </w:r>
+      <w:r>
+        <w:t>появляется</w:t>
+      </w:r>
+      <w:r>
+        <w:t xml:space="preserve"> потребность в изолированных копи</w:t>
+      </w:r>
+      <w:r>
+        <w:t>й</w:t>
+      </w:r>
+      <w:r>
+        <w:t xml:space="preserve"> рабочий баз данных. Так как базы данных большие, то создание копией может занимать</w:t>
+      </w:r>
+      <w:r>
+        <w:t xml:space="preserve"> много времени</w:t>
+      </w:r>
+      <w:r>
+        <w:t xml:space="preserve">, а также требовать </w:t>
+      </w:r>
+      <w:r>
+        <w:t xml:space="preserve">много </w:t>
+      </w:r>
+      <w:r>
+        <w:t>ручны</w:t>
+      </w:r>
+      <w:r>
+        <w:t xml:space="preserve">х </w:t>
+      </w:r>
+      <w:r>
+        <w:t>операции от специалиста.</w:t>
       </w:r>
       <w:r>
         <w:br/>
@@ -1132,6 +1233,9 @@
       </w:r>
       <w:r>
         <w:t>процесс клонирования</w:t>
+      </w:r>
+      <w:r>
+        <w:t xml:space="preserve"> за счёт технологии виртуальных жёстких дисков</w:t>
       </w:r>
       <w:r>
         <w:t xml:space="preserve"> и</w:t>
@@ -1193,7 +1297,16 @@
         <w:t xml:space="preserve"> разработать веб-приложение, позволяющие создавать </w:t>
       </w:r>
       <w:r>
-        <w:t xml:space="preserve">образы баз данных и на их основе развёртывать </w:t>
+        <w:t>образы баз данных</w:t>
+      </w:r>
+      <w:r>
+        <w:t xml:space="preserve"> </w:t>
+      </w:r>
+      <w:r>
+        <w:t>(то есть шаблоны)</w:t>
+      </w:r>
+      <w:r>
+        <w:t xml:space="preserve"> и на их основе развёртывать </w:t>
       </w:r>
       <w:r>
         <w:t xml:space="preserve">клоны баз данных на разных серверах и отслеживать их состояние. </w:t>
@@ -1409,17 +1522,14 @@
         <w:jc w:val="both"/>
       </w:pPr>
       <w:r>
+        <w:lastRenderedPageBreak/>
         <w:t>На рынке присутствуют готовые аналоги продукта, однако было принято решение о собственной разработке</w:t>
       </w:r>
       <w:r>
         <w:t xml:space="preserve">. </w:t>
       </w:r>
       <w:r>
-        <w:t xml:space="preserve">Это обусловлено высокой стоимостью коммерческих лицензий, сложностями их приобретения в </w:t>
-      </w:r>
-      <w:r>
-        <w:lastRenderedPageBreak/>
-        <w:t xml:space="preserve">условиях санкционных ограничений, а также </w:t>
+        <w:t xml:space="preserve">Это обусловлено высокой стоимостью коммерческих лицензий, сложностями их приобретения в условиях санкционных ограничений, а также </w:t>
       </w:r>
       <w:r>
         <w:t>т</w:t>
@@ -1431,7 +1541,13 @@
         <w:t>ем</w:t>
       </w:r>
       <w:r>
-        <w:t xml:space="preserve"> к информационной безопасности, предусматривающие полный контроль над хранением, обработкой и защитой корпоративных данных</w:t>
+        <w:t xml:space="preserve"> к информационной безопасности, </w:t>
+      </w:r>
+      <w:r>
+        <w:t>подразумевающий</w:t>
+      </w:r>
+      <w:r>
+        <w:t xml:space="preserve"> полный контроль над хранением, обработкой и защитой корпоративных данных</w:t>
       </w:r>
       <w:r>
         <w:t>.</w:t>
@@ -1477,7 +1593,25 @@
         <w:ind w:left="360"/>
       </w:pPr>
       <w:r>
-        <w:t xml:space="preserve">Инструменты программного средства и его разработки представлена на </w:t>
+        <w:t>Инструменты,</w:t>
+      </w:r>
+      <w:r>
+        <w:t xml:space="preserve"> </w:t>
+      </w:r>
+      <w:r>
+        <w:t>использованные</w:t>
+      </w:r>
+      <w:r>
+        <w:t xml:space="preserve"> </w:t>
+      </w:r>
+      <w:r>
+        <w:t xml:space="preserve">для </w:t>
+      </w:r>
+      <w:r>
+        <w:t xml:space="preserve">разработки </w:t>
+      </w:r>
+      <w:r>
+        <w:t xml:space="preserve">программного средства представлена на </w:t>
       </w:r>
       <w:r>
         <w:t>данном слайде.</w:t>
@@ -1537,7 +1671,13 @@
         <w:t>Основной актор IT-специалист (</w:t>
       </w:r>
       <w:r>
-        <w:t xml:space="preserve">Обычно это </w:t>
+        <w:t>Обычно это</w:t>
+      </w:r>
+      <w:r>
+        <w:t xml:space="preserve"> сотрудник должностью</w:t>
+      </w:r>
+      <w:r>
+        <w:t xml:space="preserve"> </w:t>
       </w:r>
       <w:r>
         <w:t>администратор</w:t>
@@ -1557,7 +1697,10 @@
     </w:p>
     <w:p>
       <w:r>
-        <w:t>Система предоставляет полный цикл управления: от создания образа рабочей базы до развёртывания множества клонов для тестирования.</w:t>
+        <w:t>Разработанная с</w:t>
+      </w:r>
+      <w:r>
+        <w:t>истема предоставляет полный цикл управления: от создания образа рабочей базы до развёртывания множества клонов для тестирования.</w:t>
       </w:r>
       <w:r>
         <w:t xml:space="preserve"> </w:t>
@@ -1622,10 +1765,10 @@
         <w:t xml:space="preserve">На данной диаграмме </w:t>
       </w:r>
       <w:r>
-        <w:t>представлена база данных, где будет хранится информация о созданных клонах, агентах, образах</w:t>
-      </w:r>
-      <w:r>
-        <w:t>.</w:t>
+        <w:t>представлена база данных, где будет хранится информация о созданных клонах, образах</w:t>
+      </w:r>
+      <w:r>
+        <w:t xml:space="preserve"> и развёрнутых на серверах агентов.</w:t>
       </w:r>
     </w:p>
     <w:p/>
@@ -1786,7 +1929,6 @@
         <w:jc w:val="both"/>
       </w:pPr>
       <w:r>
-        <w:lastRenderedPageBreak/>
         <w:t>В ходе реализации поставленной цели были выполнены следующие задачи:</w:t>
       </w:r>
     </w:p>

--- a/Диплом/Презентация/Тест выступления.docx
+++ b/Диплом/Презентация/Тест выступления.docx
@@ -4,150 +4,24 @@
   <w:body>
     <w:p>
       <w:pPr>
-        <w:pStyle w:val="8"/>
-        <w:widowControl/>
-        <w:shd w:val="clear" w:color="auto" w:fill="auto"/>
-        <w:tabs>
-          <w:tab w:val="left" w:pos="0"/>
-        </w:tabs>
-        <w:suppressAutoHyphens/>
-        <w:spacing w:after="0" w:line="240" w:lineRule="auto"/>
-        <w:ind w:left="720" w:hanging="720"/>
+        <w:pStyle w:val="a5"/>
+        <w:spacing w:line="360" w:lineRule="auto"/>
+        <w:jc w:val="both"/>
         <w:rPr>
           <w:rFonts w:ascii="Times New Roman" w:hAnsi="Times New Roman" w:cs="Times New Roman"/>
-          <w:b w:val="0"/>
-          <w:bCs w:val="0"/>
+          <w:b/>
           <w:sz w:val="28"/>
           <w:szCs w:val="28"/>
         </w:rPr>
       </w:pPr>
       <w:r>
-        <w:rPr>
-          <w:rFonts w:ascii="Times New Roman" w:hAnsi="Times New Roman" w:cs="Times New Roman"/>
-          <w:b w:val="0"/>
-          <w:bCs w:val="0"/>
-          <w:sz w:val="28"/>
-          <w:szCs w:val="28"/>
-        </w:rPr>
-        <w:t>МИНИСТЕРСТВО ОБРАЗОВАНИЯ И НАУКИ РОССИЙСКОЙ ФЕДЕРАЦИИ</w:t>
-      </w:r>
-    </w:p>
-    <w:p>
-      <w:pPr>
-        <w:pStyle w:val="8"/>
-        <w:widowControl/>
-        <w:shd w:val="clear" w:color="auto" w:fill="auto"/>
-        <w:tabs>
-          <w:tab w:val="left" w:pos="0"/>
-        </w:tabs>
-        <w:suppressAutoHyphens/>
-        <w:spacing w:after="0" w:line="240" w:lineRule="auto"/>
-        <w:ind w:firstLine="0"/>
-        <w:rPr>
-          <w:rFonts w:ascii="Times New Roman" w:hAnsi="Times New Roman" w:cs="Times New Roman"/>
-          <w:b w:val="0"/>
-          <w:bCs w:val="0"/>
-          <w:sz w:val="28"/>
-          <w:szCs w:val="28"/>
-        </w:rPr>
-      </w:pPr>
-      <w:r>
-        <w:rPr>
-          <w:rFonts w:ascii="Times New Roman" w:hAnsi="Times New Roman" w:cs="Times New Roman"/>
-          <w:b w:val="0"/>
-          <w:bCs w:val="0"/>
-          <w:sz w:val="28"/>
-          <w:szCs w:val="28"/>
-        </w:rPr>
-        <w:t>Федеральное государственное автономное образовательное учреждение</w:t>
-      </w:r>
-    </w:p>
-    <w:p>
-      <w:pPr>
-        <w:pStyle w:val="8"/>
-        <w:widowControl/>
-        <w:shd w:val="clear" w:color="auto" w:fill="auto"/>
-        <w:tabs>
-          <w:tab w:val="left" w:pos="0"/>
-        </w:tabs>
-        <w:suppressAutoHyphens/>
-        <w:spacing w:after="0" w:line="240" w:lineRule="auto"/>
-        <w:ind w:firstLine="0"/>
-        <w:rPr>
-          <w:rFonts w:ascii="Times New Roman" w:hAnsi="Times New Roman" w:cs="Times New Roman"/>
-          <w:b w:val="0"/>
-          <w:bCs w:val="0"/>
-          <w:sz w:val="28"/>
-          <w:szCs w:val="28"/>
-        </w:rPr>
-      </w:pPr>
-      <w:r>
-        <w:rPr>
-          <w:rFonts w:ascii="Times New Roman" w:hAnsi="Times New Roman" w:cs="Times New Roman"/>
-          <w:b w:val="0"/>
-          <w:bCs w:val="0"/>
-          <w:sz w:val="28"/>
-          <w:szCs w:val="28"/>
-        </w:rPr>
-        <w:t>высшего образования</w:t>
-      </w:r>
-    </w:p>
-    <w:p>
-      <w:pPr>
-        <w:pStyle w:val="8"/>
-        <w:widowControl/>
-        <w:shd w:val="clear" w:color="auto" w:fill="auto"/>
-        <w:tabs>
-          <w:tab w:val="left" w:pos="0"/>
-        </w:tabs>
-        <w:suppressAutoHyphens/>
-        <w:spacing w:after="0" w:line="240" w:lineRule="auto"/>
-        <w:ind w:firstLine="0"/>
-        <w:rPr>
-          <w:rFonts w:ascii="Times New Roman" w:hAnsi="Times New Roman" w:cs="Times New Roman"/>
-          <w:b w:val="0"/>
-          <w:bCs w:val="0"/>
-          <w:sz w:val="28"/>
-          <w:szCs w:val="28"/>
-        </w:rPr>
-      </w:pPr>
-      <w:r>
-        <w:rPr>
-          <w:rFonts w:ascii="Times New Roman" w:hAnsi="Times New Roman" w:cs="Times New Roman"/>
-          <w:b w:val="0"/>
-          <w:bCs w:val="0"/>
-          <w:sz w:val="28"/>
-          <w:szCs w:val="28"/>
-        </w:rPr>
-        <w:t>«Новосибирский национальный исследовательский государственный университет»</w:t>
-      </w:r>
-    </w:p>
-    <w:p>
-      <w:pPr>
-        <w:pStyle w:val="50"/>
-        <w:widowControl/>
-        <w:shd w:val="clear" w:color="auto" w:fill="auto"/>
-        <w:tabs>
-          <w:tab w:val="left" w:pos="0"/>
-        </w:tabs>
-        <w:suppressAutoHyphens/>
-        <w:spacing w:after="0" w:line="240" w:lineRule="auto"/>
-        <w:ind w:right="200"/>
-        <w:jc w:val="center"/>
         <w:rPr>
           <w:rFonts w:ascii="Times New Roman" w:hAnsi="Times New Roman" w:cs="Times New Roman"/>
           <w:bCs/>
           <w:sz w:val="28"/>
           <w:szCs w:val="28"/>
         </w:rPr>
-      </w:pPr>
-      <w:r>
-        <w:rPr>
-          <w:rFonts w:ascii="Times New Roman" w:hAnsi="Times New Roman" w:cs="Times New Roman"/>
-          <w:sz w:val="28"/>
-          <w:szCs w:val="28"/>
-        </w:rPr>
-        <w:t>(</w:t>
+        <w:t xml:space="preserve">Добрый день, меня зовут Анастасия, я студентка 4 курса и сегодня хочу продемонстрировать свою </w:t>
       </w:r>
       <w:r>
         <w:rPr>
@@ -156,28 +30,18 @@
           <w:sz w:val="28"/>
           <w:szCs w:val="28"/>
         </w:rPr>
-        <w:t>Новосибирский государственный университет, НГУ)</w:t>
-      </w:r>
-    </w:p>
-    <w:p>
-      <w:pPr>
-        <w:pStyle w:val="50"/>
-        <w:widowControl/>
-        <w:shd w:val="clear" w:color="auto" w:fill="auto"/>
-        <w:tabs>
-          <w:tab w:val="left" w:pos="0"/>
-        </w:tabs>
-        <w:suppressAutoHyphens/>
-        <w:spacing w:after="0" w:line="240" w:lineRule="auto"/>
-        <w:ind w:right="200"/>
-        <w:jc w:val="center"/>
+        <w:t xml:space="preserve">выпускную квалификационную работу по теме «Разработка корпоративного веб-приложения для клонирования баз данных </w:t>
+      </w:r>
+      <w:r>
         <w:rPr>
           <w:rFonts w:ascii="Times New Roman" w:hAnsi="Times New Roman" w:cs="Times New Roman"/>
           <w:bCs/>
           <w:sz w:val="28"/>
           <w:szCs w:val="28"/>
-        </w:rPr>
-      </w:pPr>
+          <w:lang w:val="en-US"/>
+        </w:rPr>
+        <w:t>Microsoft</w:t>
+      </w:r>
       <w:r>
         <w:rPr>
           <w:rFonts w:ascii="Times New Roman" w:hAnsi="Times New Roman" w:cs="Times New Roman"/>
@@ -185,37 +49,7 @@
           <w:sz w:val="28"/>
           <w:szCs w:val="28"/>
         </w:rPr>
-        <w:t xml:space="preserve">Структурное подразделение Новосибирского государственного университета – </w:t>
-      </w:r>
-    </w:p>
-    <w:p>
-      <w:pPr>
-        <w:pStyle w:val="50"/>
-        <w:widowControl/>
-        <w:shd w:val="clear" w:color="auto" w:fill="auto"/>
-        <w:tabs>
-          <w:tab w:val="left" w:pos="0"/>
-        </w:tabs>
-        <w:suppressAutoHyphens/>
-        <w:spacing w:after="0" w:line="240" w:lineRule="auto"/>
-        <w:ind w:right="200"/>
-        <w:jc w:val="center"/>
-        <w:rPr>
-          <w:rFonts w:ascii="Times New Roman" w:hAnsi="Times New Roman" w:cs="Times New Roman"/>
-          <w:sz w:val="28"/>
-          <w:szCs w:val="28"/>
-        </w:rPr>
-      </w:pPr>
-      <w:bookmarkStart w:id="0" w:name="OLE_LINK1"/>
-      <w:bookmarkStart w:id="1" w:name="OLE_LINK2"/>
-      <w:bookmarkStart w:id="2" w:name="OLE_LINK3"/>
-      <w:r>
-        <w:rPr>
-          <w:rFonts w:ascii="Times New Roman" w:hAnsi="Times New Roman" w:cs="Times New Roman"/>
-          <w:sz w:val="28"/>
-          <w:szCs w:val="28"/>
-        </w:rPr>
-        <w:t>Высший колледж информатики У</w:t>
+        <w:t xml:space="preserve"> SQL»</w:t>
       </w:r>
       <w:r>
         <w:rPr>
@@ -224,1100 +58,289 @@
           <w:sz w:val="28"/>
           <w:szCs w:val="28"/>
         </w:rPr>
-        <w:t>ниверситета (ВКИ НГУ)</w:t>
+        <w:br/>
+      </w:r>
+      <w:r>
+        <w:rPr>
+          <w:rFonts w:ascii="Times New Roman" w:hAnsi="Times New Roman" w:cs="Times New Roman"/>
+          <w:b/>
+          <w:sz w:val="32"/>
+          <w:szCs w:val="32"/>
+        </w:rPr>
+        <w:t>2. Актуальность</w:t>
       </w:r>
     </w:p>
     <w:p>
       <w:pPr>
-        <w:pStyle w:val="50"/>
-        <w:widowControl/>
-        <w:shd w:val="clear" w:color="auto" w:fill="auto"/>
-        <w:tabs>
-          <w:tab w:val="left" w:pos="0"/>
-        </w:tabs>
-        <w:suppressAutoHyphens/>
-        <w:spacing w:after="2000" w:line="240" w:lineRule="auto"/>
-        <w:ind w:right="198"/>
-        <w:jc w:val="center"/>
-        <w:rPr>
-          <w:rFonts w:ascii="Times New Roman" w:hAnsi="Times New Roman" w:cs="Times New Roman"/>
-          <w:sz w:val="28"/>
-          <w:szCs w:val="28"/>
-        </w:rPr>
-      </w:pPr>
-      <w:r>
-        <w:rPr>
-          <w:rFonts w:ascii="Times New Roman" w:hAnsi="Times New Roman" w:cs="Times New Roman"/>
-          <w:sz w:val="28"/>
-          <w:szCs w:val="28"/>
-        </w:rPr>
-        <w:t>КАФЕДРА ИНФОРМАТИКИ</w:t>
-      </w:r>
-      <w:bookmarkEnd w:id="0"/>
-      <w:bookmarkEnd w:id="1"/>
-      <w:bookmarkEnd w:id="2"/>
+        <w:jc w:val="both"/>
+        <w:rPr>
+          <w:szCs w:val="28"/>
+        </w:rPr>
+      </w:pPr>
+      <w:r>
+        <w:rPr>
+          <w:szCs w:val="28"/>
+        </w:rPr>
+        <w:t>Веб</w:t>
+      </w:r>
+      <w:r>
+        <w:rPr>
+          <w:szCs w:val="28"/>
+        </w:rPr>
+        <w:t>-</w:t>
+      </w:r>
+      <w:r>
+        <w:rPr>
+          <w:szCs w:val="28"/>
+        </w:rPr>
+        <w:t xml:space="preserve">приложение разработано по заказу компании </w:t>
+      </w:r>
+      <w:r>
+        <w:rPr>
+          <w:szCs w:val="28"/>
+        </w:rPr>
+        <w:t>Автотрейд</w:t>
+      </w:r>
+      <w:r>
+        <w:rPr>
+          <w:szCs w:val="28"/>
+        </w:rPr>
+        <w:t xml:space="preserve">. </w:t>
+      </w:r>
+      <w:r>
+        <w:rPr>
+          <w:szCs w:val="28"/>
+        </w:rPr>
+        <w:t>(ООО Байт)</w:t>
+      </w:r>
+      <w:r>
+        <w:rPr>
+          <w:szCs w:val="28"/>
+        </w:rPr>
+        <w:br/>
+        <w:t xml:space="preserve">На этапе разработки и тестирования </w:t>
+      </w:r>
+      <w:r>
+        <w:rPr>
+          <w:szCs w:val="28"/>
+        </w:rPr>
+        <w:t>появляется</w:t>
+      </w:r>
+      <w:r>
+        <w:rPr>
+          <w:szCs w:val="28"/>
+        </w:rPr>
+        <w:t xml:space="preserve"> потребность в изолированных копи</w:t>
+      </w:r>
+      <w:r>
+        <w:rPr>
+          <w:szCs w:val="28"/>
+        </w:rPr>
+        <w:t>й</w:t>
+      </w:r>
+      <w:r>
+        <w:rPr>
+          <w:szCs w:val="28"/>
+        </w:rPr>
+        <w:t xml:space="preserve"> рабочий баз данных. Так как базы данных большие, то создание копией может занимать</w:t>
+      </w:r>
+      <w:r>
+        <w:rPr>
+          <w:szCs w:val="28"/>
+        </w:rPr>
+        <w:t xml:space="preserve"> много времени</w:t>
+      </w:r>
+      <w:r>
+        <w:rPr>
+          <w:szCs w:val="28"/>
+        </w:rPr>
+        <w:t xml:space="preserve">, а также требовать </w:t>
+      </w:r>
+      <w:r>
+        <w:rPr>
+          <w:szCs w:val="28"/>
+        </w:rPr>
+        <w:t xml:space="preserve">много </w:t>
+      </w:r>
+      <w:r>
+        <w:rPr>
+          <w:szCs w:val="28"/>
+        </w:rPr>
+        <w:t>ручны</w:t>
+      </w:r>
+      <w:r>
+        <w:rPr>
+          <w:szCs w:val="28"/>
+        </w:rPr>
+        <w:t xml:space="preserve">х </w:t>
+      </w:r>
+      <w:r>
+        <w:rPr>
+          <w:szCs w:val="28"/>
+        </w:rPr>
+        <w:t>операции от специалиста.</w:t>
+      </w:r>
+      <w:r>
+        <w:rPr>
+          <w:szCs w:val="28"/>
+        </w:rPr>
+        <w:br/>
+        <w:t xml:space="preserve">Разработанное программное средство минимизирует </w:t>
+      </w:r>
+      <w:r>
+        <w:rPr>
+          <w:szCs w:val="28"/>
+        </w:rPr>
+        <w:t>ручные операци</w:t>
+      </w:r>
+      <w:r>
+        <w:rPr>
+          <w:szCs w:val="28"/>
+        </w:rPr>
+        <w:t>и</w:t>
+      </w:r>
+      <w:r>
+        <w:rPr>
+          <w:szCs w:val="28"/>
+        </w:rPr>
+        <w:t xml:space="preserve">, </w:t>
+      </w:r>
+      <w:r>
+        <w:rPr>
+          <w:szCs w:val="28"/>
+        </w:rPr>
+        <w:t>ускор</w:t>
+      </w:r>
+      <w:r>
+        <w:rPr>
+          <w:szCs w:val="28"/>
+        </w:rPr>
+        <w:t>яет</w:t>
+      </w:r>
+      <w:r>
+        <w:rPr>
+          <w:szCs w:val="28"/>
+        </w:rPr>
+        <w:t xml:space="preserve"> </w:t>
+      </w:r>
+      <w:r>
+        <w:rPr>
+          <w:szCs w:val="28"/>
+        </w:rPr>
+        <w:t>процесс клонирования</w:t>
+      </w:r>
+      <w:r>
+        <w:rPr>
+          <w:szCs w:val="28"/>
+        </w:rPr>
+        <w:t xml:space="preserve"> за счёт технологии виртуальных жёстких дисков</w:t>
+      </w:r>
+      <w:r>
+        <w:rPr>
+          <w:szCs w:val="28"/>
+        </w:rPr>
+        <w:t xml:space="preserve"> и</w:t>
+      </w:r>
+      <w:r>
+        <w:rPr>
+          <w:szCs w:val="28"/>
+        </w:rPr>
+        <w:t xml:space="preserve"> предоставить удобный веб-интерфейс для управления созданными клонами</w:t>
+      </w:r>
+      <w:r>
+        <w:rPr>
+          <w:szCs w:val="28"/>
+        </w:rPr>
+        <w:t>.</w:t>
+      </w:r>
     </w:p>
     <w:p>
       <w:pPr>
-        <w:pBdr>
-          <w:top w:val="nil"/>
-          <w:left w:val="nil"/>
-          <w:bottom w:val="nil"/>
-          <w:right w:val="nil"/>
-          <w:between w:val="nil"/>
-        </w:pBdr>
-        <w:tabs>
-          <w:tab w:val="left" w:pos="0"/>
-        </w:tabs>
-        <w:jc w:val="center"/>
-        <w:rPr>
+        <w:pStyle w:val="a5"/>
+        <w:spacing w:line="360" w:lineRule="auto"/>
+        <w:jc w:val="both"/>
+        <w:rPr>
+          <w:rFonts w:ascii="Times New Roman" w:hAnsi="Times New Roman" w:cs="Times New Roman"/>
+          <w:b/>
           <w:sz w:val="32"/>
           <w:szCs w:val="32"/>
         </w:rPr>
       </w:pPr>
       <w:r>
         <w:rPr>
+          <w:rFonts w:ascii="Times New Roman" w:hAnsi="Times New Roman" w:cs="Times New Roman"/>
           <w:b/>
-          <w:bCs/>
           <w:sz w:val="32"/>
           <w:szCs w:val="32"/>
         </w:rPr>
-        <w:t>Разработка корпоративного веб-приложения для клонирования баз данных MS SQL c возможностью управления клонами и процессами мониторинга</w:t>
+        <w:t xml:space="preserve">3. </w:t>
+      </w:r>
+      <w:r>
+        <w:rPr>
+          <w:rFonts w:ascii="Times New Roman" w:hAnsi="Times New Roman" w:cs="Times New Roman"/>
+          <w:b/>
+          <w:sz w:val="32"/>
+          <w:szCs w:val="32"/>
+        </w:rPr>
+        <w:t>Цели и задачи</w:t>
       </w:r>
     </w:p>
     <w:p>
       <w:pPr>
-        <w:pStyle w:val="50"/>
-        <w:widowControl/>
-        <w:shd w:val="clear" w:color="auto" w:fill="auto"/>
-        <w:tabs>
-          <w:tab w:val="left" w:pos="0"/>
-        </w:tabs>
-        <w:spacing w:after="0" w:line="360" w:lineRule="auto"/>
-        <w:jc w:val="center"/>
-        <w:rPr>
-          <w:rFonts w:ascii="Times New Roman" w:hAnsi="Times New Roman" w:cs="Times New Roman"/>
-          <w:sz w:val="28"/>
-          <w:szCs w:val="28"/>
-        </w:rPr>
-      </w:pPr>
-      <w:r>
-        <w:rPr>
-          <w:rFonts w:ascii="Times New Roman" w:hAnsi="Times New Roman" w:cs="Times New Roman"/>
-          <w:sz w:val="32"/>
-          <w:szCs w:val="32"/>
-        </w:rPr>
-        <w:t>Квалификация программист</w:t>
+        <w:jc w:val="both"/>
+        <w:rPr>
+          <w:szCs w:val="28"/>
+        </w:rPr>
+      </w:pPr>
+      <w:r>
+        <w:rPr>
+          <w:szCs w:val="28"/>
+        </w:rPr>
+        <w:t>Цель работы –</w:t>
+      </w:r>
+      <w:r>
+        <w:rPr>
+          <w:szCs w:val="28"/>
+        </w:rPr>
+        <w:t xml:space="preserve"> разработать веб-приложение, позволяющие создавать </w:t>
+      </w:r>
+      <w:r>
+        <w:rPr>
+          <w:szCs w:val="28"/>
+        </w:rPr>
+        <w:t>образы баз данных</w:t>
+      </w:r>
+      <w:r>
+        <w:rPr>
+          <w:szCs w:val="28"/>
+        </w:rPr>
+        <w:t xml:space="preserve"> (то есть шаблоны)</w:t>
+      </w:r>
+      <w:r>
+        <w:rPr>
+          <w:szCs w:val="28"/>
+        </w:rPr>
+        <w:t xml:space="preserve"> и на их основе развёртывать </w:t>
+      </w:r>
+      <w:r>
+        <w:rPr>
+          <w:szCs w:val="28"/>
+        </w:rPr>
+        <w:t>клоны баз данных на разных серверах и отслеживать их состояние.</w:t>
       </w:r>
     </w:p>
     <w:p>
       <w:pPr>
-        <w:suppressAutoHyphens/>
-      </w:pPr>
-    </w:p>
-    <w:p>
-      <w:pPr>
-        <w:suppressAutoHyphens/>
-      </w:pPr>
-    </w:p>
-    <w:tbl>
-      <w:tblPr>
-        <w:tblStyle w:val="a3"/>
-        <w:tblW w:w="9928" w:type="dxa"/>
-        <w:tblInd w:w="-426" w:type="dxa"/>
-        <w:tblBorders>
-          <w:top w:val="none" w:sz="0" w:space="0" w:color="auto"/>
-          <w:left w:val="none" w:sz="0" w:space="0" w:color="auto"/>
-          <w:bottom w:val="none" w:sz="0" w:space="0" w:color="auto"/>
-          <w:right w:val="none" w:sz="0" w:space="0" w:color="auto"/>
-          <w:insideH w:val="none" w:sz="0" w:space="0" w:color="auto"/>
-          <w:insideV w:val="none" w:sz="0" w:space="0" w:color="auto"/>
-        </w:tblBorders>
-        <w:tblLook w:val="04A0" w:firstRow="1" w:lastRow="0" w:firstColumn="1" w:lastColumn="0" w:noHBand="0" w:noVBand="1"/>
-      </w:tblPr>
-      <w:tblGrid>
-        <w:gridCol w:w="5070"/>
-        <w:gridCol w:w="4858"/>
-      </w:tblGrid>
-      <w:tr>
-        <w:trPr>
-          <w:trHeight w:val="1334"/>
-        </w:trPr>
-        <w:tc>
-          <w:tcPr>
-            <w:tcW w:w="5070" w:type="dxa"/>
-          </w:tcPr>
-          <w:p>
-            <w:pPr>
-              <w:pStyle w:val="50"/>
-              <w:tabs>
-                <w:tab w:val="left" w:pos="0"/>
-              </w:tabs>
-              <w:jc w:val="left"/>
-              <w:rPr>
-                <w:rFonts w:ascii="Times New Roman" w:hAnsi="Times New Roman" w:cs="Times New Roman"/>
-                <w:sz w:val="28"/>
-                <w:szCs w:val="28"/>
-              </w:rPr>
-            </w:pPr>
-            <w:r>
-              <w:rPr>
-                <w:rFonts w:ascii="Times New Roman" w:hAnsi="Times New Roman" w:cs="Times New Roman"/>
-                <w:sz w:val="28"/>
-                <w:szCs w:val="28"/>
-              </w:rPr>
-              <w:t>Руководитель</w:t>
-            </w:r>
-          </w:p>
-          <w:p>
-            <w:pPr>
-              <w:pStyle w:val="50"/>
-              <w:tabs>
-                <w:tab w:val="left" w:pos="0"/>
-              </w:tabs>
-              <w:jc w:val="left"/>
-              <w:rPr>
-                <w:rFonts w:ascii="Times New Roman" w:hAnsi="Times New Roman" w:cs="Times New Roman"/>
-                <w:sz w:val="28"/>
-                <w:szCs w:val="28"/>
-              </w:rPr>
-            </w:pPr>
-            <w:r>
-              <w:rPr>
-                <w:rFonts w:ascii="Times New Roman" w:hAnsi="Times New Roman" w:cs="Times New Roman"/>
-                <w:sz w:val="28"/>
-                <w:szCs w:val="28"/>
-              </w:rPr>
-              <w:t>Цимбалист Галина Николаевна,</w:t>
-            </w:r>
-          </w:p>
-          <w:p>
-            <w:pPr>
-              <w:pStyle w:val="50"/>
-              <w:widowControl/>
-              <w:shd w:val="clear" w:color="auto" w:fill="auto"/>
-              <w:tabs>
-                <w:tab w:val="left" w:pos="0"/>
-              </w:tabs>
-              <w:spacing w:after="0" w:line="360" w:lineRule="auto"/>
-              <w:jc w:val="left"/>
-              <w:rPr>
-                <w:rFonts w:ascii="Times New Roman" w:hAnsi="Times New Roman" w:cs="Times New Roman"/>
-                <w:sz w:val="28"/>
-                <w:szCs w:val="28"/>
-              </w:rPr>
-            </w:pPr>
-            <w:r>
-              <w:rPr>
-                <w:rFonts w:ascii="Times New Roman" w:hAnsi="Times New Roman" w:cs="Times New Roman"/>
-                <w:sz w:val="28"/>
-                <w:szCs w:val="28"/>
-              </w:rPr>
-              <w:t xml:space="preserve">Лаборант </w:t>
-            </w:r>
-            <w:proofErr w:type="spellStart"/>
-            <w:r>
-              <w:rPr>
-                <w:rFonts w:ascii="Times New Roman" w:hAnsi="Times New Roman" w:cs="Times New Roman"/>
-                <w:sz w:val="28"/>
-                <w:szCs w:val="28"/>
-              </w:rPr>
-              <w:t>МЛабИК</w:t>
-            </w:r>
-            <w:proofErr w:type="spellEnd"/>
-            <w:r>
-              <w:rPr>
-                <w:rFonts w:ascii="Times New Roman" w:hAnsi="Times New Roman" w:cs="Times New Roman"/>
-                <w:sz w:val="28"/>
-                <w:szCs w:val="28"/>
-              </w:rPr>
-              <w:t xml:space="preserve"> СУНЦ НГУ</w:t>
-            </w:r>
-          </w:p>
-        </w:tc>
-        <w:tc>
-          <w:tcPr>
-            <w:tcW w:w="4858" w:type="dxa"/>
-          </w:tcPr>
-          <w:p>
-            <w:pPr>
-              <w:pStyle w:val="50"/>
-              <w:widowControl/>
-              <w:shd w:val="clear" w:color="auto" w:fill="auto"/>
-              <w:tabs>
-                <w:tab w:val="left" w:pos="0"/>
-              </w:tabs>
-              <w:spacing w:after="0" w:line="360" w:lineRule="auto"/>
-              <w:rPr>
-                <w:rFonts w:ascii="Times New Roman" w:hAnsi="Times New Roman" w:cs="Times New Roman"/>
-                <w:sz w:val="28"/>
-                <w:szCs w:val="28"/>
-                <w:lang w:val="en-US"/>
-              </w:rPr>
-            </w:pPr>
-            <w:r>
-              <w:rPr>
-                <w:rFonts w:ascii="Times New Roman" w:hAnsi="Times New Roman" w:cs="Times New Roman"/>
-                <w:sz w:val="28"/>
-                <w:szCs w:val="28"/>
-              </w:rPr>
-              <w:t>Бородина</w:t>
-            </w:r>
-            <w:r>
-              <w:rPr>
-                <w:rFonts w:ascii="Times New Roman" w:hAnsi="Times New Roman" w:cs="Times New Roman"/>
-                <w:sz w:val="28"/>
-                <w:szCs w:val="28"/>
-              </w:rPr>
-              <w:t xml:space="preserve"> </w:t>
-            </w:r>
-            <w:r>
-              <w:rPr>
-                <w:rFonts w:ascii="Times New Roman" w:hAnsi="Times New Roman" w:cs="Times New Roman"/>
-                <w:sz w:val="28"/>
-                <w:szCs w:val="28"/>
-              </w:rPr>
-              <w:t>А</w:t>
-            </w:r>
-            <w:r>
-              <w:rPr>
-                <w:rFonts w:ascii="Times New Roman" w:hAnsi="Times New Roman" w:cs="Times New Roman"/>
-                <w:sz w:val="28"/>
-                <w:szCs w:val="28"/>
-              </w:rPr>
-              <w:t>.</w:t>
-            </w:r>
-            <w:r>
-              <w:rPr>
-                <w:rFonts w:ascii="Times New Roman" w:hAnsi="Times New Roman" w:cs="Times New Roman"/>
-                <w:sz w:val="28"/>
-                <w:szCs w:val="28"/>
-              </w:rPr>
-              <w:t>В</w:t>
-            </w:r>
-            <w:r>
-              <w:rPr>
-                <w:rFonts w:ascii="Times New Roman" w:hAnsi="Times New Roman" w:cs="Times New Roman"/>
-                <w:sz w:val="28"/>
-                <w:szCs w:val="28"/>
-              </w:rPr>
-              <w:t>.</w:t>
-            </w:r>
-          </w:p>
-          <w:p>
-            <w:pPr>
-              <w:pStyle w:val="50"/>
-              <w:widowControl/>
-              <w:shd w:val="clear" w:color="auto" w:fill="auto"/>
-              <w:tabs>
-                <w:tab w:val="left" w:pos="0"/>
-              </w:tabs>
-              <w:spacing w:after="0" w:line="360" w:lineRule="auto"/>
-              <w:rPr>
-                <w:rFonts w:ascii="Times New Roman" w:hAnsi="Times New Roman" w:cs="Times New Roman"/>
-                <w:sz w:val="28"/>
-                <w:szCs w:val="28"/>
-              </w:rPr>
-            </w:pPr>
-            <w:r>
-              <w:rPr>
-                <w:rFonts w:ascii="Times New Roman" w:hAnsi="Times New Roman" w:cs="Times New Roman"/>
-                <w:sz w:val="28"/>
-                <w:szCs w:val="28"/>
-              </w:rPr>
-              <w:t>«__</w:t>
-            </w:r>
-            <w:proofErr w:type="gramStart"/>
-            <w:r>
-              <w:rPr>
-                <w:rFonts w:ascii="Times New Roman" w:hAnsi="Times New Roman" w:cs="Times New Roman"/>
-                <w:sz w:val="28"/>
-                <w:szCs w:val="28"/>
-              </w:rPr>
-              <w:t>_»_</w:t>
-            </w:r>
-            <w:proofErr w:type="gramEnd"/>
-            <w:r>
-              <w:rPr>
-                <w:rFonts w:ascii="Times New Roman" w:hAnsi="Times New Roman" w:cs="Times New Roman"/>
-                <w:sz w:val="28"/>
-                <w:szCs w:val="28"/>
-              </w:rPr>
-              <w:t>__________202</w:t>
-            </w:r>
-            <w:r>
-              <w:rPr>
-                <w:rFonts w:ascii="Times New Roman" w:hAnsi="Times New Roman" w:cs="Times New Roman"/>
-                <w:sz w:val="28"/>
-                <w:szCs w:val="28"/>
-              </w:rPr>
-              <w:t>6</w:t>
-            </w:r>
-            <w:r>
-              <w:rPr>
-                <w:rFonts w:ascii="Times New Roman" w:hAnsi="Times New Roman" w:cs="Times New Roman"/>
-                <w:sz w:val="28"/>
-                <w:szCs w:val="28"/>
-              </w:rPr>
-              <w:t xml:space="preserve"> г.</w:t>
-            </w:r>
-          </w:p>
-        </w:tc>
-      </w:tr>
-      <w:tr>
-        <w:trPr>
-          <w:trHeight w:val="980"/>
-        </w:trPr>
-        <w:tc>
-          <w:tcPr>
-            <w:tcW w:w="5070" w:type="dxa"/>
-          </w:tcPr>
-          <w:p>
-            <w:pPr>
-              <w:pStyle w:val="50"/>
-              <w:widowControl/>
-              <w:shd w:val="clear" w:color="auto" w:fill="auto"/>
-              <w:tabs>
-                <w:tab w:val="left" w:pos="0"/>
-                <w:tab w:val="left" w:pos="3191"/>
-              </w:tabs>
-              <w:spacing w:after="0" w:line="360" w:lineRule="auto"/>
-              <w:jc w:val="left"/>
-              <w:rPr>
-                <w:rFonts w:ascii="Times New Roman" w:hAnsi="Times New Roman" w:cs="Times New Roman"/>
-                <w:sz w:val="28"/>
-                <w:szCs w:val="28"/>
-              </w:rPr>
-            </w:pPr>
-            <w:r>
-              <w:rPr>
-                <w:rFonts w:ascii="Times New Roman" w:hAnsi="Times New Roman" w:cs="Times New Roman"/>
-                <w:sz w:val="28"/>
-                <w:szCs w:val="28"/>
-              </w:rPr>
-              <w:t>Студент</w:t>
-            </w:r>
-            <w:r>
-              <w:rPr>
-                <w:rFonts w:ascii="Times New Roman" w:hAnsi="Times New Roman" w:cs="Times New Roman"/>
-                <w:sz w:val="28"/>
-                <w:szCs w:val="28"/>
-              </w:rPr>
-              <w:t>ка</w:t>
-            </w:r>
-            <w:r>
-              <w:rPr>
-                <w:rFonts w:ascii="Times New Roman" w:hAnsi="Times New Roman" w:cs="Times New Roman"/>
-                <w:sz w:val="28"/>
-                <w:szCs w:val="28"/>
-              </w:rPr>
-              <w:t xml:space="preserve"> 4 курса</w:t>
-            </w:r>
-            <w:r>
-              <w:rPr>
-                <w:rFonts w:ascii="Times New Roman" w:hAnsi="Times New Roman" w:cs="Times New Roman"/>
-                <w:sz w:val="28"/>
-                <w:szCs w:val="28"/>
-              </w:rPr>
-              <w:tab/>
-            </w:r>
-          </w:p>
-          <w:p>
-            <w:pPr>
-              <w:pStyle w:val="50"/>
-              <w:widowControl/>
-              <w:shd w:val="clear" w:color="auto" w:fill="auto"/>
-              <w:tabs>
-                <w:tab w:val="left" w:pos="0"/>
-              </w:tabs>
-              <w:spacing w:after="0" w:line="360" w:lineRule="auto"/>
-              <w:jc w:val="left"/>
-              <w:rPr>
-                <w:rFonts w:ascii="Times New Roman" w:hAnsi="Times New Roman" w:cs="Times New Roman"/>
-                <w:sz w:val="28"/>
-                <w:szCs w:val="28"/>
-              </w:rPr>
-            </w:pPr>
-            <w:r>
-              <w:rPr>
-                <w:rFonts w:ascii="Times New Roman" w:hAnsi="Times New Roman" w:cs="Times New Roman"/>
-                <w:sz w:val="28"/>
-                <w:szCs w:val="28"/>
-              </w:rPr>
-              <w:t>2207д</w:t>
-            </w:r>
-            <w:r>
-              <w:rPr>
-                <w:rFonts w:ascii="Times New Roman" w:hAnsi="Times New Roman" w:cs="Times New Roman"/>
-                <w:sz w:val="28"/>
-                <w:szCs w:val="28"/>
-              </w:rPr>
-              <w:t xml:space="preserve"> </w:t>
-            </w:r>
-          </w:p>
-        </w:tc>
-        <w:tc>
-          <w:tcPr>
-            <w:tcW w:w="4858" w:type="dxa"/>
-          </w:tcPr>
-          <w:p>
-            <w:pPr>
-              <w:pStyle w:val="50"/>
-              <w:widowControl/>
-              <w:shd w:val="clear" w:color="auto" w:fill="auto"/>
-              <w:tabs>
-                <w:tab w:val="left" w:pos="0"/>
-              </w:tabs>
-              <w:spacing w:after="0" w:line="360" w:lineRule="auto"/>
-              <w:rPr>
-                <w:rFonts w:ascii="Times New Roman" w:hAnsi="Times New Roman" w:cs="Times New Roman"/>
-                <w:sz w:val="28"/>
-                <w:szCs w:val="28"/>
-                <w:lang w:val="en-US"/>
-              </w:rPr>
-            </w:pPr>
-            <w:r>
-              <w:rPr>
-                <w:rFonts w:ascii="Times New Roman" w:hAnsi="Times New Roman" w:cs="Times New Roman"/>
-                <w:sz w:val="28"/>
-                <w:szCs w:val="28"/>
-              </w:rPr>
-              <w:t>Бородина А</w:t>
-            </w:r>
-            <w:r>
-              <w:rPr>
-                <w:rFonts w:ascii="Times New Roman" w:hAnsi="Times New Roman" w:cs="Times New Roman"/>
-                <w:sz w:val="28"/>
-                <w:szCs w:val="28"/>
-              </w:rPr>
-              <w:t>.</w:t>
-            </w:r>
-            <w:r>
-              <w:rPr>
-                <w:rFonts w:ascii="Times New Roman" w:hAnsi="Times New Roman" w:cs="Times New Roman"/>
-                <w:sz w:val="28"/>
-                <w:szCs w:val="28"/>
-              </w:rPr>
-              <w:t>В</w:t>
-            </w:r>
-            <w:r>
-              <w:rPr>
-                <w:rFonts w:ascii="Times New Roman" w:hAnsi="Times New Roman" w:cs="Times New Roman"/>
-                <w:sz w:val="28"/>
-                <w:szCs w:val="28"/>
-              </w:rPr>
-              <w:t>.</w:t>
-            </w:r>
-          </w:p>
-          <w:p>
-            <w:pPr>
-              <w:pStyle w:val="50"/>
-              <w:widowControl/>
-              <w:shd w:val="clear" w:color="auto" w:fill="auto"/>
-              <w:tabs>
-                <w:tab w:val="left" w:pos="0"/>
-              </w:tabs>
-              <w:spacing w:after="0" w:line="360" w:lineRule="auto"/>
-              <w:rPr>
-                <w:rFonts w:ascii="Times New Roman" w:hAnsi="Times New Roman" w:cs="Times New Roman"/>
-                <w:sz w:val="28"/>
-                <w:szCs w:val="28"/>
-              </w:rPr>
-            </w:pPr>
-            <w:r>
-              <w:rPr>
-                <w:rFonts w:ascii="Times New Roman" w:hAnsi="Times New Roman" w:cs="Times New Roman"/>
-                <w:sz w:val="28"/>
-                <w:szCs w:val="28"/>
-              </w:rPr>
-              <w:t>«___</w:t>
-            </w:r>
-            <w:proofErr w:type="gramStart"/>
-            <w:r>
-              <w:rPr>
-                <w:rFonts w:ascii="Times New Roman" w:hAnsi="Times New Roman" w:cs="Times New Roman"/>
-                <w:sz w:val="28"/>
-                <w:szCs w:val="28"/>
-              </w:rPr>
-              <w:t>_»_</w:t>
-            </w:r>
-            <w:proofErr w:type="gramEnd"/>
-            <w:r>
-              <w:rPr>
-                <w:rFonts w:ascii="Times New Roman" w:hAnsi="Times New Roman" w:cs="Times New Roman"/>
-                <w:sz w:val="28"/>
-                <w:szCs w:val="28"/>
-              </w:rPr>
-              <w:t>_________202</w:t>
-            </w:r>
-            <w:r>
-              <w:rPr>
-                <w:rFonts w:ascii="Times New Roman" w:hAnsi="Times New Roman" w:cs="Times New Roman"/>
-                <w:sz w:val="28"/>
-                <w:szCs w:val="28"/>
-              </w:rPr>
-              <w:t>6</w:t>
-            </w:r>
-            <w:r>
-              <w:rPr>
-                <w:rFonts w:ascii="Times New Roman" w:hAnsi="Times New Roman" w:cs="Times New Roman"/>
-                <w:sz w:val="28"/>
-                <w:szCs w:val="28"/>
-              </w:rPr>
-              <w:t xml:space="preserve"> г.</w:t>
-            </w:r>
-          </w:p>
-        </w:tc>
-      </w:tr>
-      <w:tr>
-        <w:trPr>
-          <w:trHeight w:val="980"/>
-        </w:trPr>
-        <w:tc>
-          <w:tcPr>
-            <w:tcW w:w="5070" w:type="dxa"/>
-          </w:tcPr>
-          <w:p>
-            <w:pPr>
-              <w:pStyle w:val="50"/>
-              <w:widowControl/>
-              <w:shd w:val="clear" w:color="auto" w:fill="auto"/>
-              <w:tabs>
-                <w:tab w:val="left" w:pos="0"/>
-                <w:tab w:val="left" w:pos="3191"/>
-              </w:tabs>
-              <w:spacing w:after="0" w:line="360" w:lineRule="auto"/>
-              <w:jc w:val="left"/>
-              <w:rPr>
-                <w:rFonts w:ascii="Times New Roman" w:hAnsi="Times New Roman" w:cs="Times New Roman"/>
-                <w:sz w:val="28"/>
-                <w:szCs w:val="28"/>
-              </w:rPr>
-            </w:pPr>
-          </w:p>
-          <w:p>
-            <w:pPr>
-              <w:pStyle w:val="50"/>
-              <w:widowControl/>
-              <w:shd w:val="clear" w:color="auto" w:fill="auto"/>
-              <w:tabs>
-                <w:tab w:val="left" w:pos="0"/>
-                <w:tab w:val="left" w:pos="3191"/>
-              </w:tabs>
-              <w:spacing w:after="0" w:line="360" w:lineRule="auto"/>
-              <w:jc w:val="left"/>
-              <w:rPr>
-                <w:rFonts w:ascii="Times New Roman" w:hAnsi="Times New Roman" w:cs="Times New Roman"/>
-                <w:sz w:val="28"/>
-                <w:szCs w:val="28"/>
-              </w:rPr>
-            </w:pPr>
-            <w:r>
-              <w:rPr>
-                <w:rFonts w:ascii="Times New Roman" w:hAnsi="Times New Roman" w:cs="Times New Roman"/>
-                <w:sz w:val="28"/>
-                <w:szCs w:val="28"/>
-              </w:rPr>
-              <w:t>Нормоконтроль</w:t>
-            </w:r>
-          </w:p>
-        </w:tc>
-        <w:tc>
-          <w:tcPr>
-            <w:tcW w:w="4858" w:type="dxa"/>
-          </w:tcPr>
-          <w:p>
-            <w:pPr>
-              <w:pStyle w:val="50"/>
-              <w:widowControl/>
-              <w:shd w:val="clear" w:color="auto" w:fill="auto"/>
-              <w:tabs>
-                <w:tab w:val="left" w:pos="0"/>
-              </w:tabs>
-              <w:spacing w:after="0" w:line="360" w:lineRule="auto"/>
-              <w:rPr>
-                <w:rFonts w:ascii="Times New Roman" w:hAnsi="Times New Roman" w:cs="Times New Roman"/>
-                <w:sz w:val="28"/>
-                <w:szCs w:val="28"/>
-                <w:lang w:val="en-US"/>
-              </w:rPr>
-            </w:pPr>
-            <w:r>
-              <w:rPr>
-                <w:rFonts w:ascii="Times New Roman" w:hAnsi="Times New Roman" w:cs="Times New Roman"/>
-                <w:sz w:val="28"/>
-                <w:szCs w:val="28"/>
-              </w:rPr>
-              <w:t>Бородина</w:t>
-            </w:r>
-            <w:r>
-              <w:rPr>
-                <w:rFonts w:ascii="Times New Roman" w:hAnsi="Times New Roman" w:cs="Times New Roman"/>
-                <w:sz w:val="28"/>
-                <w:szCs w:val="28"/>
-              </w:rPr>
-              <w:t xml:space="preserve"> </w:t>
-            </w:r>
-            <w:r>
-              <w:rPr>
-                <w:rFonts w:ascii="Times New Roman" w:hAnsi="Times New Roman" w:cs="Times New Roman"/>
-                <w:sz w:val="28"/>
-                <w:szCs w:val="28"/>
-              </w:rPr>
-              <w:t>А</w:t>
-            </w:r>
-            <w:r>
-              <w:rPr>
-                <w:rFonts w:ascii="Times New Roman" w:hAnsi="Times New Roman" w:cs="Times New Roman"/>
-                <w:sz w:val="28"/>
-                <w:szCs w:val="28"/>
-              </w:rPr>
-              <w:t>.</w:t>
-            </w:r>
-            <w:r>
-              <w:rPr>
-                <w:rFonts w:ascii="Times New Roman" w:hAnsi="Times New Roman" w:cs="Times New Roman"/>
-                <w:sz w:val="28"/>
-                <w:szCs w:val="28"/>
-              </w:rPr>
-              <w:t>В</w:t>
-            </w:r>
-            <w:r>
-              <w:rPr>
-                <w:rFonts w:ascii="Times New Roman" w:hAnsi="Times New Roman" w:cs="Times New Roman"/>
-                <w:sz w:val="28"/>
-                <w:szCs w:val="28"/>
-              </w:rPr>
-              <w:t>.</w:t>
-            </w:r>
-          </w:p>
-          <w:p>
-            <w:pPr>
-              <w:pStyle w:val="50"/>
-              <w:widowControl/>
-              <w:shd w:val="clear" w:color="auto" w:fill="auto"/>
-              <w:tabs>
-                <w:tab w:val="left" w:pos="0"/>
-              </w:tabs>
-              <w:spacing w:after="0" w:line="360" w:lineRule="auto"/>
-              <w:rPr>
-                <w:rFonts w:ascii="Times New Roman" w:hAnsi="Times New Roman" w:cs="Times New Roman"/>
-                <w:sz w:val="28"/>
-                <w:szCs w:val="28"/>
-              </w:rPr>
-            </w:pPr>
-            <w:r>
-              <w:rPr>
-                <w:rFonts w:ascii="Times New Roman" w:hAnsi="Times New Roman" w:cs="Times New Roman"/>
-                <w:sz w:val="28"/>
-                <w:szCs w:val="28"/>
-              </w:rPr>
-              <w:t>«___</w:t>
-            </w:r>
-            <w:proofErr w:type="gramStart"/>
-            <w:r>
-              <w:rPr>
-                <w:rFonts w:ascii="Times New Roman" w:hAnsi="Times New Roman" w:cs="Times New Roman"/>
-                <w:sz w:val="28"/>
-                <w:szCs w:val="28"/>
-              </w:rPr>
-              <w:t>_»_</w:t>
-            </w:r>
-            <w:proofErr w:type="gramEnd"/>
-            <w:r>
-              <w:rPr>
-                <w:rFonts w:ascii="Times New Roman" w:hAnsi="Times New Roman" w:cs="Times New Roman"/>
-                <w:sz w:val="28"/>
-                <w:szCs w:val="28"/>
-              </w:rPr>
-              <w:t>_________202</w:t>
-            </w:r>
-            <w:r>
-              <w:rPr>
-                <w:rFonts w:ascii="Times New Roman" w:hAnsi="Times New Roman" w:cs="Times New Roman"/>
-                <w:sz w:val="28"/>
-                <w:szCs w:val="28"/>
-              </w:rPr>
-              <w:t>6</w:t>
-            </w:r>
-            <w:r>
-              <w:rPr>
-                <w:rFonts w:ascii="Times New Roman" w:hAnsi="Times New Roman" w:cs="Times New Roman"/>
-                <w:sz w:val="28"/>
-                <w:szCs w:val="28"/>
-              </w:rPr>
-              <w:t xml:space="preserve"> г.</w:t>
-            </w:r>
-          </w:p>
-        </w:tc>
-      </w:tr>
-    </w:tbl>
-    <w:p>
-      <w:pPr>
-        <w:pStyle w:val="50"/>
-        <w:widowControl/>
-        <w:shd w:val="clear" w:color="auto" w:fill="auto"/>
-        <w:tabs>
-          <w:tab w:val="left" w:pos="0"/>
-        </w:tabs>
-        <w:suppressAutoHyphens/>
-        <w:spacing w:after="0" w:line="360" w:lineRule="auto"/>
-        <w:ind w:right="198"/>
-        <w:jc w:val="center"/>
-        <w:rPr>
-          <w:rFonts w:ascii="Times New Roman" w:hAnsi="Times New Roman" w:cs="Times New Roman"/>
-          <w:sz w:val="24"/>
-          <w:szCs w:val="24"/>
-        </w:rPr>
-      </w:pPr>
-      <w:r>
-        <w:rPr>
-          <w:rFonts w:ascii="Times New Roman" w:hAnsi="Times New Roman" w:cs="Times New Roman"/>
-          <w:sz w:val="24"/>
-          <w:szCs w:val="24"/>
-        </w:rPr>
-        <w:t>Новосибирск</w:t>
-      </w:r>
-    </w:p>
-    <w:p>
-      <w:pPr>
-        <w:pStyle w:val="50"/>
-        <w:widowControl/>
-        <w:shd w:val="clear" w:color="auto" w:fill="auto"/>
-        <w:tabs>
-          <w:tab w:val="left" w:pos="0"/>
-        </w:tabs>
-        <w:suppressAutoHyphens/>
-        <w:spacing w:after="0" w:line="360" w:lineRule="auto"/>
-        <w:ind w:right="198"/>
-        <w:jc w:val="center"/>
-        <w:rPr>
-          <w:rFonts w:ascii="Times New Roman" w:hAnsi="Times New Roman" w:cs="Times New Roman"/>
-          <w:sz w:val="28"/>
-          <w:szCs w:val="28"/>
-        </w:rPr>
-      </w:pPr>
-      <w:r>
-        <w:rPr>
-          <w:rFonts w:ascii="Times New Roman" w:hAnsi="Times New Roman" w:cs="Times New Roman"/>
-          <w:sz w:val="28"/>
-          <w:szCs w:val="28"/>
-        </w:rPr>
-        <w:t>202</w:t>
-      </w:r>
-      <w:r>
-        <w:rPr>
-          <w:rFonts w:ascii="Times New Roman" w:hAnsi="Times New Roman" w:cs="Times New Roman"/>
-          <w:sz w:val="28"/>
-          <w:szCs w:val="28"/>
-        </w:rPr>
-        <w:t>6</w:t>
-      </w:r>
-    </w:p>
-    <w:p>
-      <w:pPr>
-        <w:spacing w:after="160" w:line="259" w:lineRule="auto"/>
-      </w:pPr>
-      <w:r>
-        <w:br w:type="page"/>
-      </w:r>
-    </w:p>
-    <w:p>
-      <w:pPr>
-        <w:pStyle w:val="a5"/>
-        <w:jc w:val="center"/>
-        <w:rPr>
-          <w:rFonts w:ascii="Times New Roman" w:hAnsi="Times New Roman" w:cs="Times New Roman"/>
-          <w:bCs/>
-          <w:sz w:val="40"/>
-          <w:szCs w:val="40"/>
-        </w:rPr>
-      </w:pPr>
-      <w:r>
-        <w:rPr>
-          <w:rFonts w:ascii="Times New Roman" w:hAnsi="Times New Roman" w:cs="Times New Roman"/>
-          <w:bCs/>
-          <w:sz w:val="32"/>
-          <w:szCs w:val="32"/>
-        </w:rPr>
-        <w:lastRenderedPageBreak/>
-        <w:t>Добрый день</w:t>
-      </w:r>
-      <w:r>
-        <w:rPr>
-          <w:rFonts w:ascii="Times New Roman" w:hAnsi="Times New Roman" w:cs="Times New Roman"/>
-          <w:bCs/>
-          <w:sz w:val="40"/>
-          <w:szCs w:val="40"/>
-        </w:rPr>
-        <w:t xml:space="preserve">, </w:t>
-      </w:r>
-      <w:r>
-        <w:rPr>
-          <w:rFonts w:ascii="Times New Roman" w:hAnsi="Times New Roman" w:cs="Times New Roman"/>
-          <w:bCs/>
-          <w:sz w:val="32"/>
-          <w:szCs w:val="32"/>
-        </w:rPr>
-        <w:t xml:space="preserve">меня зовут Анастасия, я студентка 4 курса и сегодня хочу продемонстрировать свою </w:t>
-      </w:r>
-      <w:r>
-        <w:rPr>
-          <w:rFonts w:ascii="Times New Roman" w:hAnsi="Times New Roman" w:cs="Times New Roman"/>
-          <w:bCs/>
-          <w:sz w:val="32"/>
-          <w:szCs w:val="32"/>
-        </w:rPr>
-        <w:t>выпускную квалификационную работу по теме «</w:t>
-      </w:r>
-      <w:r>
-        <w:rPr>
-          <w:rFonts w:ascii="Times New Roman" w:hAnsi="Times New Roman" w:cs="Times New Roman"/>
-          <w:bCs/>
-          <w:sz w:val="32"/>
-          <w:szCs w:val="32"/>
-        </w:rPr>
-        <w:t xml:space="preserve">Разработка корпоративного веб-приложения для клонирования баз данных </w:t>
-      </w:r>
-      <w:r>
-        <w:rPr>
-          <w:rFonts w:ascii="Times New Roman" w:hAnsi="Times New Roman" w:cs="Times New Roman"/>
-          <w:bCs/>
-          <w:sz w:val="32"/>
-          <w:szCs w:val="32"/>
-          <w:lang w:val="en-US"/>
-        </w:rPr>
-        <w:t>Microsoft</w:t>
-      </w:r>
-      <w:r>
-        <w:rPr>
-          <w:rFonts w:ascii="Times New Roman" w:hAnsi="Times New Roman" w:cs="Times New Roman"/>
-          <w:bCs/>
-          <w:sz w:val="32"/>
-          <w:szCs w:val="32"/>
-        </w:rPr>
-        <w:t xml:space="preserve"> SQL</w:t>
-      </w:r>
-      <w:r>
-        <w:rPr>
-          <w:rFonts w:ascii="Times New Roman" w:hAnsi="Times New Roman" w:cs="Times New Roman"/>
-          <w:bCs/>
-          <w:sz w:val="32"/>
-          <w:szCs w:val="32"/>
-        </w:rPr>
-        <w:t>»</w:t>
-      </w:r>
-      <w:r>
-        <w:rPr>
-          <w:rFonts w:ascii="Times New Roman" w:hAnsi="Times New Roman" w:cs="Times New Roman"/>
-          <w:bCs/>
-          <w:sz w:val="40"/>
-          <w:szCs w:val="40"/>
-        </w:rPr>
-        <w:br/>
-      </w:r>
-    </w:p>
-    <w:p>
-      <w:pPr>
-        <w:pStyle w:val="a5"/>
-        <w:jc w:val="center"/>
-        <w:rPr>
-          <w:rFonts w:ascii="Times New Roman" w:hAnsi="Times New Roman" w:cs="Times New Roman"/>
-          <w:b/>
-          <w:sz w:val="40"/>
-          <w:szCs w:val="40"/>
-        </w:rPr>
-      </w:pPr>
-      <w:r>
-        <w:rPr>
-          <w:rFonts w:ascii="Times New Roman" w:hAnsi="Times New Roman" w:cs="Times New Roman"/>
-          <w:b/>
-          <w:sz w:val="40"/>
-          <w:szCs w:val="40"/>
-        </w:rPr>
-        <w:t>2. Актуальность</w:t>
-      </w:r>
-    </w:p>
-    <w:p>
-      <w:pPr>
-        <w:pStyle w:val="a5"/>
-        <w:jc w:val="center"/>
-        <w:rPr>
-          <w:rFonts w:ascii="Times New Roman" w:hAnsi="Times New Roman" w:cs="Times New Roman"/>
-          <w:b/>
-          <w:sz w:val="40"/>
-          <w:szCs w:val="40"/>
-        </w:rPr>
-      </w:pPr>
-    </w:p>
-    <w:p>
-      <w:r>
-        <w:t>Веб</w:t>
-      </w:r>
-      <w:r>
-        <w:t>-</w:t>
-      </w:r>
-      <w:r>
-        <w:t>приложение р</w:t>
-      </w:r>
-      <w:r>
-        <w:t xml:space="preserve">азработано по заказу компании </w:t>
-      </w:r>
-      <w:r>
-        <w:t>Автотрейд</w:t>
-      </w:r>
-      <w:r>
-        <w:t xml:space="preserve">. </w:t>
-      </w:r>
-      <w:r>
-        <w:t>(</w:t>
-      </w:r>
-      <w:r>
-        <w:t>ООО Байт)</w:t>
-      </w:r>
-      <w:r>
-        <w:br/>
-        <w:t xml:space="preserve">На этапе разработки и тестирования </w:t>
-      </w:r>
-      <w:r>
-        <w:t>появляется</w:t>
-      </w:r>
-      <w:r>
-        <w:t xml:space="preserve"> потребность в изолированных копи</w:t>
-      </w:r>
-      <w:r>
-        <w:t>й</w:t>
-      </w:r>
-      <w:r>
-        <w:t xml:space="preserve"> рабочий баз данных. Так как базы данных большие, то создание копией может занимать</w:t>
-      </w:r>
-      <w:r>
-        <w:t xml:space="preserve"> много времени</w:t>
-      </w:r>
-      <w:r>
-        <w:t xml:space="preserve">, а также требовать </w:t>
-      </w:r>
-      <w:r>
-        <w:t xml:space="preserve">много </w:t>
-      </w:r>
-      <w:r>
-        <w:t>ручны</w:t>
-      </w:r>
-      <w:r>
-        <w:t xml:space="preserve">х </w:t>
-      </w:r>
-      <w:r>
-        <w:t>операции от специалиста.</w:t>
-      </w:r>
-      <w:r>
-        <w:br/>
-        <w:t xml:space="preserve">Разработанное программное средство минимизирует </w:t>
-      </w:r>
-      <w:r>
-        <w:t>ручные операци</w:t>
-      </w:r>
-      <w:r>
-        <w:t>и</w:t>
-      </w:r>
-      <w:r>
-        <w:t xml:space="preserve">, </w:t>
-      </w:r>
-      <w:r>
-        <w:t>ускор</w:t>
-      </w:r>
-      <w:r>
-        <w:t>яет</w:t>
-      </w:r>
-      <w:r>
-        <w:t xml:space="preserve"> </w:t>
-      </w:r>
-      <w:r>
-        <w:t>процесс клонирования</w:t>
-      </w:r>
-      <w:r>
-        <w:t xml:space="preserve"> за счёт технологии виртуальных жёстких дисков</w:t>
-      </w:r>
-      <w:r>
-        <w:t xml:space="preserve"> и</w:t>
-      </w:r>
-      <w:r>
-        <w:t xml:space="preserve"> предоставить удобный веб-интерфейс для управления созданными клонами</w:t>
-      </w:r>
-      <w:r>
-        <w:t>.</w:t>
-      </w:r>
-      <w:r>
-        <w:t xml:space="preserve">  </w:t>
-      </w:r>
-    </w:p>
-    <w:p/>
-    <w:p>
-      <w:pPr>
-        <w:pStyle w:val="a5"/>
-        <w:jc w:val="center"/>
-        <w:rPr>
-          <w:rFonts w:ascii="Times New Roman" w:hAnsi="Times New Roman" w:cs="Times New Roman"/>
-          <w:b/>
-          <w:sz w:val="40"/>
-          <w:szCs w:val="40"/>
-        </w:rPr>
-      </w:pPr>
-      <w:r>
-        <w:rPr>
-          <w:rFonts w:ascii="Times New Roman" w:hAnsi="Times New Roman" w:cs="Times New Roman"/>
-          <w:b/>
-          <w:sz w:val="40"/>
-          <w:szCs w:val="40"/>
-        </w:rPr>
-        <w:t xml:space="preserve">3. </w:t>
-      </w:r>
-      <w:r>
-        <w:rPr>
-          <w:rFonts w:ascii="Times New Roman" w:hAnsi="Times New Roman" w:cs="Times New Roman"/>
-          <w:b/>
-          <w:sz w:val="40"/>
-          <w:szCs w:val="40"/>
-        </w:rPr>
-        <w:t>Цели и задачи</w:t>
-      </w:r>
-    </w:p>
-    <w:p>
-      <w:pPr>
         <w:jc w:val="both"/>
-      </w:pPr>
-    </w:p>
-    <w:p>
-      <w:pPr>
-        <w:jc w:val="both"/>
-      </w:pPr>
-      <w:r>
-        <w:t>Цель работы –</w:t>
-      </w:r>
-      <w:r>
-        <w:t xml:space="preserve"> разработать веб-приложение, позволяющие создавать </w:t>
-      </w:r>
-      <w:r>
-        <w:t>образы баз данных</w:t>
-      </w:r>
-      <w:r>
-        <w:t xml:space="preserve"> </w:t>
-      </w:r>
-      <w:r>
-        <w:t>(то есть шаблоны)</w:t>
-      </w:r>
-      <w:r>
-        <w:t xml:space="preserve"> и на их основе развёртывать </w:t>
-      </w:r>
-      <w:r>
-        <w:t xml:space="preserve">клоны баз данных на разных серверах и отслеживать их состояние. </w:t>
-      </w:r>
-    </w:p>
-    <w:p>
-      <w:r>
-        <w:t>Эту цель можно разделить на следующие задачи</w:t>
-      </w:r>
-      <w:r>
-        <w:t>:</w:t>
+        <w:rPr>
+          <w:szCs w:val="28"/>
+        </w:rPr>
+      </w:pPr>
+      <w:r>
+        <w:rPr>
+          <w:szCs w:val="28"/>
+        </w:rPr>
+        <w:t>Эту цель можно разделить на следующие задачи:</w:t>
       </w:r>
     </w:p>
     <w:p>
@@ -1327,13 +350,16 @@
           <w:ilvl w:val="0"/>
           <w:numId w:val="8"/>
         </w:numPr>
+        <w:spacing w:line="360" w:lineRule="auto"/>
+        <w:ind w:left="0" w:firstLine="0"/>
+        <w:jc w:val="both"/>
         <w:rPr>
           <w:rFonts w:ascii="Times New Roman" w:eastAsia="Times New Roman" w:hAnsi="Times New Roman" w:cs="Times New Roman"/>
           <w:color w:val="000000"/>
           <w:spacing w:val="0"/>
           <w:kern w:val="0"/>
           <w:sz w:val="28"/>
-          <w:szCs w:val="20"/>
+          <w:szCs w:val="28"/>
         </w:rPr>
       </w:pPr>
       <w:r>
@@ -1343,7 +369,7 @@
           <w:spacing w:val="0"/>
           <w:kern w:val="0"/>
           <w:sz w:val="28"/>
-          <w:szCs w:val="20"/>
+          <w:szCs w:val="28"/>
         </w:rPr>
         <w:t>Разработка технического задания</w:t>
       </w:r>
@@ -1355,13 +381,16 @@
           <w:ilvl w:val="0"/>
           <w:numId w:val="8"/>
         </w:numPr>
+        <w:spacing w:line="360" w:lineRule="auto"/>
+        <w:ind w:left="0" w:firstLine="0"/>
+        <w:jc w:val="both"/>
         <w:rPr>
           <w:rFonts w:ascii="Times New Roman" w:eastAsia="Times New Roman" w:hAnsi="Times New Roman" w:cs="Times New Roman"/>
           <w:color w:val="000000"/>
           <w:spacing w:val="0"/>
           <w:kern w:val="0"/>
           <w:sz w:val="28"/>
-          <w:szCs w:val="20"/>
+          <w:szCs w:val="28"/>
         </w:rPr>
       </w:pPr>
       <w:r>
@@ -1371,20 +400,40 @@
           <w:spacing w:val="0"/>
           <w:kern w:val="0"/>
           <w:sz w:val="28"/>
-          <w:szCs w:val="20"/>
-        </w:rPr>
-        <w:t>Реализация функционала службы-агента</w:t>
-      </w:r>
-      <w:r>
+          <w:szCs w:val="28"/>
+        </w:rPr>
+        <w:t>Реализация функционала службы-агента, которые будет работать с базой на сервере.</w:t>
+      </w:r>
+    </w:p>
+    <w:p>
+      <w:pPr>
+        <w:pStyle w:val="a5"/>
+        <w:numPr>
+          <w:ilvl w:val="0"/>
+          <w:numId w:val="8"/>
+        </w:numPr>
+        <w:spacing w:line="360" w:lineRule="auto"/>
+        <w:ind w:left="0" w:firstLine="0"/>
+        <w:jc w:val="both"/>
         <w:rPr>
           <w:rFonts w:ascii="Times New Roman" w:eastAsia="Times New Roman" w:hAnsi="Times New Roman" w:cs="Times New Roman"/>
           <w:color w:val="000000"/>
           <w:spacing w:val="0"/>
           <w:kern w:val="0"/>
           <w:sz w:val="28"/>
-          <w:szCs w:val="20"/>
-        </w:rPr>
-        <w:t>, которые будет работать с базой на сервере.</w:t>
+          <w:szCs w:val="28"/>
+        </w:rPr>
+      </w:pPr>
+      <w:r>
+        <w:rPr>
+          <w:rFonts w:ascii="Times New Roman" w:eastAsia="Times New Roman" w:hAnsi="Times New Roman" w:cs="Times New Roman"/>
+          <w:color w:val="000000"/>
+          <w:spacing w:val="0"/>
+          <w:kern w:val="0"/>
+          <w:sz w:val="28"/>
+          <w:szCs w:val="28"/>
+        </w:rPr>
+        <w:t>Разработка клиентской части веб-приложения</w:t>
       </w:r>
     </w:p>
     <w:p>
@@ -1394,13 +443,16 @@
           <w:ilvl w:val="0"/>
           <w:numId w:val="8"/>
         </w:numPr>
+        <w:spacing w:line="360" w:lineRule="auto"/>
+        <w:ind w:left="0" w:firstLine="0"/>
+        <w:jc w:val="both"/>
         <w:rPr>
           <w:rFonts w:ascii="Times New Roman" w:eastAsia="Times New Roman" w:hAnsi="Times New Roman" w:cs="Times New Roman"/>
           <w:color w:val="000000"/>
           <w:spacing w:val="0"/>
           <w:kern w:val="0"/>
           <w:sz w:val="28"/>
-          <w:szCs w:val="20"/>
+          <w:szCs w:val="28"/>
         </w:rPr>
       </w:pPr>
       <w:r>
@@ -1410,9 +462,9 @@
           <w:spacing w:val="0"/>
           <w:kern w:val="0"/>
           <w:sz w:val="28"/>
-          <w:szCs w:val="20"/>
-        </w:rPr>
-        <w:t xml:space="preserve">Разработка клиентской части веб-приложения </w:t>
+          <w:szCs w:val="28"/>
+        </w:rPr>
+        <w:t>Разработка серверной части веб-приложения, взаимодействующей с развёрнутыми агентами на серверах и клиентской часть.</w:t>
       </w:r>
     </w:p>
     <w:p>
@@ -1422,13 +474,16 @@
           <w:ilvl w:val="0"/>
           <w:numId w:val="8"/>
         </w:numPr>
+        <w:spacing w:line="360" w:lineRule="auto"/>
+        <w:ind w:left="0" w:firstLine="0"/>
+        <w:jc w:val="both"/>
         <w:rPr>
           <w:rFonts w:ascii="Times New Roman" w:eastAsia="Times New Roman" w:hAnsi="Times New Roman" w:cs="Times New Roman"/>
           <w:color w:val="000000"/>
           <w:spacing w:val="0"/>
           <w:kern w:val="0"/>
           <w:sz w:val="28"/>
-          <w:szCs w:val="20"/>
+          <w:szCs w:val="28"/>
         </w:rPr>
       </w:pPr>
       <w:r>
@@ -1438,196 +493,161 @@
           <w:spacing w:val="0"/>
           <w:kern w:val="0"/>
           <w:sz w:val="28"/>
-          <w:szCs w:val="20"/>
-        </w:rPr>
-        <w:t>Разработка серверной части веб-приложения</w:t>
-      </w:r>
-      <w:r>
-        <w:rPr>
-          <w:rFonts w:ascii="Times New Roman" w:eastAsia="Times New Roman" w:hAnsi="Times New Roman" w:cs="Times New Roman"/>
-          <w:color w:val="000000"/>
-          <w:spacing w:val="0"/>
-          <w:kern w:val="0"/>
-          <w:sz w:val="28"/>
-          <w:szCs w:val="20"/>
-        </w:rPr>
-        <w:t>, взаимодействующей с развёрнутыми агентами на серверах и клиентской часть.</w:t>
+          <w:szCs w:val="28"/>
+        </w:rPr>
+        <w:t>Тестирование и отладка веб-приложения</w:t>
       </w:r>
     </w:p>
     <w:p>
       <w:pPr>
         <w:pStyle w:val="a5"/>
-        <w:numPr>
-          <w:ilvl w:val="0"/>
-          <w:numId w:val="8"/>
-        </w:numPr>
-        <w:rPr>
-          <w:rFonts w:ascii="Times New Roman" w:eastAsia="Times New Roman" w:hAnsi="Times New Roman" w:cs="Times New Roman"/>
-          <w:color w:val="000000"/>
-          <w:spacing w:val="0"/>
-          <w:kern w:val="0"/>
-          <w:sz w:val="28"/>
-          <w:szCs w:val="20"/>
-        </w:rPr>
-      </w:pPr>
-      <w:r>
-        <w:rPr>
-          <w:rFonts w:ascii="Times New Roman" w:eastAsia="Times New Roman" w:hAnsi="Times New Roman" w:cs="Times New Roman"/>
-          <w:color w:val="000000"/>
-          <w:spacing w:val="0"/>
-          <w:kern w:val="0"/>
-          <w:sz w:val="28"/>
-          <w:szCs w:val="20"/>
-        </w:rPr>
-        <w:t>Тестирование и отладка веб-приложения</w:t>
+        <w:spacing w:line="360" w:lineRule="auto"/>
+        <w:jc w:val="both"/>
+        <w:rPr>
+          <w:rFonts w:ascii="Times New Roman" w:hAnsi="Times New Roman" w:cs="Times New Roman"/>
+          <w:b/>
+          <w:sz w:val="32"/>
+          <w:szCs w:val="32"/>
+        </w:rPr>
+      </w:pPr>
+      <w:r>
+        <w:rPr>
+          <w:rFonts w:ascii="Times New Roman" w:hAnsi="Times New Roman" w:cs="Times New Roman"/>
+          <w:b/>
+          <w:sz w:val="32"/>
+          <w:szCs w:val="32"/>
+        </w:rPr>
+        <w:t>4. Альтернативы</w:t>
       </w:r>
     </w:p>
     <w:p>
       <w:pPr>
+        <w:jc w:val="both"/>
+        <w:rPr>
+          <w:szCs w:val="28"/>
+        </w:rPr>
+      </w:pPr>
+      <w:r>
+        <w:rPr>
+          <w:szCs w:val="28"/>
+        </w:rPr>
+        <w:t>На рынке присутствуют готовые аналоги продукта, однако было принято решение о собственной разработке</w:t>
+      </w:r>
+      <w:r>
+        <w:rPr>
+          <w:szCs w:val="28"/>
+        </w:rPr>
+        <w:t xml:space="preserve">. </w:t>
+      </w:r>
+      <w:r>
+        <w:rPr>
+          <w:szCs w:val="28"/>
+        </w:rPr>
+        <w:t xml:space="preserve">Это обусловлено высокой стоимостью </w:t>
+      </w:r>
+      <w:r>
+        <w:rPr>
+          <w:szCs w:val="28"/>
+        </w:rPr>
+        <w:lastRenderedPageBreak/>
+        <w:t xml:space="preserve">коммерческих лицензий, сложностями их приобретения в условиях санкционных ограничений, а также требованием к информационной безопасности, </w:t>
+      </w:r>
+      <w:r>
+        <w:rPr>
+          <w:szCs w:val="28"/>
+        </w:rPr>
+        <w:t>подразумевающий</w:t>
+      </w:r>
+      <w:r>
+        <w:rPr>
+          <w:szCs w:val="28"/>
+        </w:rPr>
+        <w:t xml:space="preserve"> полный контроль над хранением, обработкой и защитой корпоративных данных</w:t>
+      </w:r>
+      <w:r>
+        <w:rPr>
+          <w:szCs w:val="28"/>
+        </w:rPr>
+        <w:t>.</w:t>
+      </w:r>
+    </w:p>
+    <w:p>
+      <w:pPr>
         <w:pStyle w:val="a5"/>
-        <w:jc w:val="center"/>
+        <w:spacing w:line="360" w:lineRule="auto"/>
+        <w:jc w:val="both"/>
         <w:rPr>
           <w:rFonts w:ascii="Times New Roman" w:hAnsi="Times New Roman" w:cs="Times New Roman"/>
           <w:b/>
-          <w:sz w:val="40"/>
-          <w:szCs w:val="40"/>
-        </w:rPr>
-      </w:pPr>
+          <w:sz w:val="32"/>
+          <w:szCs w:val="32"/>
+        </w:rPr>
+      </w:pPr>
+      <w:r>
+        <w:rPr>
+          <w:rFonts w:ascii="Times New Roman" w:hAnsi="Times New Roman" w:cs="Times New Roman"/>
+          <w:b/>
+          <w:sz w:val="32"/>
+          <w:szCs w:val="32"/>
+        </w:rPr>
+        <w:t>5. Программные средства разработки</w:t>
+      </w:r>
     </w:p>
     <w:p>
       <w:pPr>
-        <w:pStyle w:val="a5"/>
-        <w:jc w:val="center"/>
-        <w:rPr>
-          <w:rFonts w:ascii="Times New Roman" w:hAnsi="Times New Roman" w:cs="Times New Roman"/>
-          <w:b/>
-          <w:sz w:val="40"/>
-          <w:szCs w:val="40"/>
-        </w:rPr>
-      </w:pPr>
-      <w:r>
-        <w:rPr>
-          <w:rFonts w:ascii="Times New Roman" w:hAnsi="Times New Roman" w:cs="Times New Roman"/>
-          <w:b/>
-          <w:sz w:val="40"/>
-          <w:szCs w:val="40"/>
-        </w:rPr>
-        <w:t>4. Альтернативы</w:t>
-      </w:r>
-    </w:p>
-    <w:p/>
-    <w:p>
-      <w:pPr>
-        <w:ind w:firstLine="709"/>
         <w:jc w:val="both"/>
-      </w:pPr>
-      <w:r>
-        <w:lastRenderedPageBreak/>
-        <w:t>На рынке присутствуют готовые аналоги продукта, однако было принято решение о собственной разработке</w:t>
-      </w:r>
-      <w:r>
-        <w:t xml:space="preserve">. </w:t>
-      </w:r>
-      <w:r>
-        <w:t xml:space="preserve">Это обусловлено высокой стоимостью коммерческих лицензий, сложностями их приобретения в условиях санкционных ограничений, а также </w:t>
-      </w:r>
-      <w:r>
-        <w:t>т</w:t>
-      </w:r>
-      <w:r>
-        <w:t>ребовани</w:t>
-      </w:r>
-      <w:r>
-        <w:t>ем</w:t>
-      </w:r>
-      <w:r>
-        <w:t xml:space="preserve"> к информационной безопасности, </w:t>
-      </w:r>
-      <w:r>
-        <w:t>подразумевающий</w:t>
-      </w:r>
-      <w:r>
-        <w:t xml:space="preserve"> полный контроль над хранением, обработкой и защитой корпоративных данных</w:t>
-      </w:r>
-      <w:r>
-        <w:t>.</w:t>
+        <w:rPr>
+          <w:szCs w:val="28"/>
+        </w:rPr>
+      </w:pPr>
+      <w:r>
+        <w:rPr>
+          <w:szCs w:val="28"/>
+        </w:rPr>
+        <w:t>Инструменты,</w:t>
+      </w:r>
+      <w:r>
+        <w:rPr>
+          <w:szCs w:val="28"/>
+        </w:rPr>
+        <w:t xml:space="preserve"> </w:t>
+      </w:r>
+      <w:r>
+        <w:rPr>
+          <w:szCs w:val="28"/>
+        </w:rPr>
+        <w:t>использованные</w:t>
+      </w:r>
+      <w:r>
+        <w:rPr>
+          <w:szCs w:val="28"/>
+        </w:rPr>
+        <w:t xml:space="preserve"> </w:t>
+      </w:r>
+      <w:r>
+        <w:rPr>
+          <w:szCs w:val="28"/>
+        </w:rPr>
+        <w:t xml:space="preserve">для разработки </w:t>
+      </w:r>
+      <w:r>
+        <w:rPr>
+          <w:szCs w:val="28"/>
+        </w:rPr>
+        <w:t>программного средства представлена на данном слайде.</w:t>
       </w:r>
     </w:p>
     <w:p>
       <w:pPr>
-        <w:pStyle w:val="a5"/>
-        <w:jc w:val="center"/>
-        <w:rPr>
-          <w:rFonts w:ascii="Times New Roman" w:hAnsi="Times New Roman" w:cs="Times New Roman"/>
-          <w:b/>
-          <w:sz w:val="40"/>
-          <w:szCs w:val="40"/>
-        </w:rPr>
-      </w:pPr>
-      <w:r>
-        <w:rPr>
-          <w:rFonts w:ascii="Times New Roman" w:hAnsi="Times New Roman" w:cs="Times New Roman"/>
-          <w:b/>
-          <w:sz w:val="40"/>
-          <w:szCs w:val="40"/>
-        </w:rPr>
-        <w:t xml:space="preserve">5. </w:t>
-      </w:r>
-      <w:r>
-        <w:rPr>
-          <w:rFonts w:ascii="Times New Roman" w:hAnsi="Times New Roman" w:cs="Times New Roman"/>
-          <w:b/>
-          <w:sz w:val="40"/>
-          <w:szCs w:val="40"/>
-        </w:rPr>
-        <w:t>Программные средства разработки</w:t>
-      </w:r>
-    </w:p>
-    <w:p>
-      <w:pPr>
-        <w:ind w:left="360"/>
-      </w:pPr>
-    </w:p>
-    <w:p>
-      <w:pPr>
-        <w:ind w:left="360"/>
-      </w:pPr>
-      <w:r>
-        <w:t>Инструменты,</w:t>
-      </w:r>
-      <w:r>
-        <w:t xml:space="preserve"> </w:t>
-      </w:r>
-      <w:r>
-        <w:t>использованные</w:t>
-      </w:r>
-      <w:r>
-        <w:t xml:space="preserve"> </w:t>
-      </w:r>
-      <w:r>
-        <w:t xml:space="preserve">для </w:t>
-      </w:r>
-      <w:r>
-        <w:t xml:space="preserve">разработки </w:t>
-      </w:r>
-      <w:r>
-        <w:t xml:space="preserve">программного средства представлена на </w:t>
-      </w:r>
-      <w:r>
-        <w:t>данном слайде.</w:t>
-      </w:r>
-    </w:p>
-    <w:p>
-      <w:pPr>
-        <w:jc w:val="center"/>
+        <w:jc w:val="both"/>
         <w:rPr>
           <w:b/>
           <w:bCs/>
           <w:color w:val="auto"/>
           <w:spacing w:val="-10"/>
           <w:kern w:val="28"/>
-          <w:sz w:val="40"/>
-          <w:szCs w:val="40"/>
+          <w:sz w:val="32"/>
+          <w:szCs w:val="32"/>
         </w:rPr>
       </w:pPr>
       <w:r>
@@ -1637,8 +657,8 @@
           <w:color w:val="auto"/>
           <w:spacing w:val="-10"/>
           <w:kern w:val="28"/>
-          <w:sz w:val="40"/>
-          <w:szCs w:val="40"/>
+          <w:sz w:val="32"/>
+          <w:szCs w:val="32"/>
         </w:rPr>
         <w:t xml:space="preserve">6. </w:t>
       </w:r>
@@ -1649,75 +669,119 @@
           <w:color w:val="auto"/>
           <w:spacing w:val="-10"/>
           <w:kern w:val="28"/>
-          <w:sz w:val="40"/>
-          <w:szCs w:val="40"/>
+          <w:sz w:val="32"/>
+          <w:szCs w:val="32"/>
         </w:rPr>
         <w:t>Диаграмма прецедентов</w:t>
       </w:r>
     </w:p>
     <w:p>
-      <w:r>
-        <w:t>На слайде 6 представлены к</w:t>
-      </w:r>
-      <w:r>
-        <w:t>лючевые сценарии использования</w:t>
-      </w:r>
-      <w:r>
-        <w:t>.</w:t>
+      <w:pPr>
+        <w:jc w:val="both"/>
+        <w:rPr>
+          <w:szCs w:val="28"/>
+        </w:rPr>
+      </w:pPr>
+      <w:r>
+        <w:rPr>
+          <w:szCs w:val="28"/>
+        </w:rPr>
+        <w:t>На слайде 6 представлены ключевые сценарии использования.</w:t>
       </w:r>
     </w:p>
     <w:p>
-      <w:r>
+      <w:pPr>
+        <w:jc w:val="both"/>
+        <w:rPr>
+          <w:szCs w:val="28"/>
+        </w:rPr>
+      </w:pPr>
+      <w:r>
+        <w:rPr>
+          <w:szCs w:val="28"/>
+        </w:rPr>
         <w:t>Основной актор IT-специалист (</w:t>
       </w:r>
       <w:r>
+        <w:rPr>
+          <w:szCs w:val="28"/>
+        </w:rPr>
         <w:t>Обычно это</w:t>
       </w:r>
       <w:r>
+        <w:rPr>
+          <w:szCs w:val="28"/>
+        </w:rPr>
         <w:t xml:space="preserve"> сотрудник должностью</w:t>
       </w:r>
       <w:r>
+        <w:rPr>
+          <w:szCs w:val="28"/>
+        </w:rPr>
         <w:t xml:space="preserve"> </w:t>
       </w:r>
       <w:r>
+        <w:rPr>
+          <w:szCs w:val="28"/>
+        </w:rPr>
         <w:t>администратор</w:t>
       </w:r>
       <w:r>
+        <w:rPr>
+          <w:szCs w:val="28"/>
+        </w:rPr>
         <w:t xml:space="preserve"> </w:t>
       </w:r>
       <w:r>
+        <w:rPr>
+          <w:szCs w:val="28"/>
+        </w:rPr>
         <w:t>или разработчик</w:t>
       </w:r>
       <w:r>
+        <w:rPr>
+          <w:szCs w:val="28"/>
+        </w:rPr>
         <w:t xml:space="preserve"> баз данных</w:t>
       </w:r>
       <w:r>
+        <w:rPr>
+          <w:szCs w:val="28"/>
+        </w:rPr>
         <w:t>).</w:t>
       </w:r>
     </w:p>
     <w:p>
-      <w:r>
+      <w:pPr>
+        <w:jc w:val="both"/>
+        <w:rPr>
+          <w:szCs w:val="28"/>
+        </w:rPr>
+      </w:pPr>
+      <w:r>
+        <w:rPr>
+          <w:szCs w:val="28"/>
+        </w:rPr>
         <w:t>Разработанная с</w:t>
       </w:r>
       <w:r>
+        <w:rPr>
+          <w:szCs w:val="28"/>
+        </w:rPr>
         <w:t>истема предоставляет полный цикл управления: от создания образа рабочей базы до развёртывания множества клонов для тестирования.</w:t>
       </w:r>
-      <w:r>
-        <w:t xml:space="preserve"> </w:t>
-      </w:r>
     </w:p>
-    <w:p/>
     <w:p>
       <w:pPr>
-        <w:jc w:val="center"/>
+        <w:jc w:val="both"/>
         <w:rPr>
           <w:rFonts w:eastAsiaTheme="majorEastAsia"/>
           <w:b/>
           <w:color w:val="auto"/>
           <w:spacing w:val="-10"/>
           <w:kern w:val="28"/>
-          <w:sz w:val="40"/>
-          <w:szCs w:val="40"/>
+          <w:sz w:val="32"/>
+          <w:szCs w:val="32"/>
         </w:rPr>
       </w:pPr>
       <w:r>
@@ -1727,8 +791,8 @@
           <w:color w:val="auto"/>
           <w:spacing w:val="-10"/>
           <w:kern w:val="28"/>
-          <w:sz w:val="40"/>
-          <w:szCs w:val="40"/>
+          <w:sz w:val="32"/>
+          <w:szCs w:val="32"/>
         </w:rPr>
         <w:t xml:space="preserve">7. </w:t>
       </w:r>
@@ -1740,8 +804,8 @@
           <w:color w:val="auto"/>
           <w:spacing w:val="-10"/>
           <w:kern w:val="28"/>
-          <w:sz w:val="40"/>
-          <w:szCs w:val="40"/>
+          <w:sz w:val="32"/>
+          <w:szCs w:val="32"/>
           <w:lang w:val="en-US"/>
         </w:rPr>
         <w:t>ERD</w:t>
@@ -1754,35 +818,49 @@
           <w:color w:val="auto"/>
           <w:spacing w:val="-10"/>
           <w:kern w:val="28"/>
-          <w:sz w:val="40"/>
-          <w:szCs w:val="40"/>
+          <w:sz w:val="32"/>
+          <w:szCs w:val="32"/>
         </w:rPr>
         <w:t>-диаграмма базы данных</w:t>
       </w:r>
     </w:p>
     <w:p>
-      <w:r>
+      <w:pPr>
+        <w:jc w:val="both"/>
+        <w:rPr>
+          <w:szCs w:val="28"/>
+        </w:rPr>
+      </w:pPr>
+      <w:r>
+        <w:rPr>
+          <w:szCs w:val="28"/>
+        </w:rPr>
         <w:t xml:space="preserve">На данной диаграмме </w:t>
       </w:r>
       <w:r>
+        <w:rPr>
+          <w:szCs w:val="28"/>
+        </w:rPr>
         <w:t>представлена база данных, где будет хранится информация о созданных клонах, образах</w:t>
       </w:r>
       <w:r>
+        <w:rPr>
+          <w:szCs w:val="28"/>
+        </w:rPr>
         <w:t xml:space="preserve"> и развёрнутых на серверах агентов.</w:t>
       </w:r>
     </w:p>
-    <w:p/>
     <w:p>
       <w:pPr>
-        <w:jc w:val="center"/>
+        <w:jc w:val="both"/>
         <w:rPr>
           <w:rFonts w:eastAsiaTheme="majorEastAsia"/>
           <w:b/>
           <w:color w:val="auto"/>
           <w:spacing w:val="-10"/>
           <w:kern w:val="28"/>
-          <w:sz w:val="40"/>
-          <w:szCs w:val="40"/>
+          <w:sz w:val="32"/>
+          <w:szCs w:val="32"/>
         </w:rPr>
       </w:pPr>
       <w:r>
@@ -1792,8 +870,8 @@
           <w:color w:val="auto"/>
           <w:spacing w:val="-10"/>
           <w:kern w:val="28"/>
-          <w:sz w:val="40"/>
-          <w:szCs w:val="40"/>
+          <w:sz w:val="32"/>
+          <w:szCs w:val="32"/>
         </w:rPr>
         <w:t xml:space="preserve">8. </w:t>
       </w:r>
@@ -1805,8 +883,8 @@
           <w:color w:val="auto"/>
           <w:spacing w:val="-10"/>
           <w:kern w:val="28"/>
-          <w:sz w:val="40"/>
-          <w:szCs w:val="40"/>
+          <w:sz w:val="32"/>
+          <w:szCs w:val="32"/>
           <w:lang w:val="en-US"/>
         </w:rPr>
         <w:t>UML</w:t>
@@ -1819,116 +897,118 @@
           <w:color w:val="auto"/>
           <w:spacing w:val="-10"/>
           <w:kern w:val="28"/>
-          <w:sz w:val="40"/>
-          <w:szCs w:val="40"/>
+          <w:sz w:val="32"/>
+          <w:szCs w:val="32"/>
         </w:rPr>
         <w:t>-диаграмма последовательности для процесса клонирования базы данных</w:t>
       </w:r>
     </w:p>
     <w:p>
       <w:pPr>
+        <w:jc w:val="both"/>
         <w:rPr>
           <w:rFonts w:eastAsiaTheme="majorEastAsia"/>
           <w:b/>
           <w:color w:val="auto"/>
           <w:spacing w:val="-10"/>
           <w:kern w:val="28"/>
-          <w:sz w:val="40"/>
-          <w:szCs w:val="40"/>
-        </w:rPr>
-      </w:pPr>
-      <w:r>
+          <w:szCs w:val="28"/>
+        </w:rPr>
+      </w:pPr>
+      <w:r>
+        <w:rPr>
+          <w:szCs w:val="28"/>
+        </w:rPr>
         <w:t>На данной диаграмме представлена последовательность выполнения процесса при клонировании базы данных.</w:t>
       </w:r>
     </w:p>
     <w:p>
       <w:pPr>
-        <w:rPr>
-          <w:rFonts w:eastAsiaTheme="majorEastAsia"/>
+        <w:pStyle w:val="a5"/>
+        <w:spacing w:line="360" w:lineRule="auto"/>
+        <w:jc w:val="both"/>
+        <w:rPr>
+          <w:rFonts w:ascii="Times New Roman" w:hAnsi="Times New Roman" w:cs="Times New Roman"/>
           <w:b/>
-          <w:color w:val="auto"/>
-          <w:spacing w:val="-10"/>
-          <w:kern w:val="28"/>
-          <w:sz w:val="40"/>
-          <w:szCs w:val="40"/>
-        </w:rPr>
-      </w:pPr>
+          <w:sz w:val="32"/>
+          <w:szCs w:val="32"/>
+        </w:rPr>
+      </w:pPr>
+      <w:r>
+        <w:rPr>
+          <w:rFonts w:ascii="Times New Roman" w:hAnsi="Times New Roman" w:cs="Times New Roman"/>
+          <w:b/>
+          <w:sz w:val="32"/>
+          <w:szCs w:val="32"/>
+        </w:rPr>
+        <w:t xml:space="preserve">9. </w:t>
+      </w:r>
+      <w:r>
+        <w:rPr>
+          <w:rFonts w:ascii="Times New Roman" w:hAnsi="Times New Roman" w:cs="Times New Roman"/>
+          <w:b/>
+          <w:sz w:val="32"/>
+          <w:szCs w:val="32"/>
+        </w:rPr>
+        <w:t>Скриншоты разрабатываемого ПС</w:t>
+      </w:r>
     </w:p>
     <w:p>
       <w:pPr>
+        <w:jc w:val="both"/>
+        <w:rPr>
+          <w:szCs w:val="28"/>
+        </w:rPr>
+      </w:pPr>
+      <w:r>
+        <w:rPr>
+          <w:szCs w:val="28"/>
+        </w:rPr>
+        <w:t>Далее представлены скриншоты программного средства:</w:t>
+      </w:r>
+    </w:p>
+    <w:p>
+      <w:pPr>
         <w:pStyle w:val="a5"/>
-        <w:jc w:val="center"/>
+        <w:spacing w:line="360" w:lineRule="auto"/>
+        <w:jc w:val="both"/>
         <w:rPr>
           <w:rFonts w:ascii="Times New Roman" w:hAnsi="Times New Roman" w:cs="Times New Roman"/>
           <w:b/>
-          <w:sz w:val="40"/>
-          <w:szCs w:val="40"/>
+          <w:sz w:val="32"/>
+          <w:szCs w:val="32"/>
         </w:rPr>
       </w:pPr>
       <w:r>
         <w:rPr>
           <w:rFonts w:ascii="Times New Roman" w:hAnsi="Times New Roman" w:cs="Times New Roman"/>
           <w:b/>
-          <w:sz w:val="40"/>
-          <w:szCs w:val="40"/>
-        </w:rPr>
-        <w:t xml:space="preserve">9. </w:t>
+          <w:sz w:val="32"/>
+          <w:szCs w:val="32"/>
+        </w:rPr>
+        <w:t xml:space="preserve">10. </w:t>
       </w:r>
       <w:r>
         <w:rPr>
           <w:rFonts w:ascii="Times New Roman" w:hAnsi="Times New Roman" w:cs="Times New Roman"/>
           <w:b/>
-          <w:sz w:val="40"/>
-          <w:szCs w:val="40"/>
-        </w:rPr>
-        <w:t>Скриншоты разрабатываемого ПС</w:t>
+          <w:sz w:val="32"/>
+          <w:szCs w:val="32"/>
+        </w:rPr>
+        <w:t>Заключение</w:t>
       </w:r>
     </w:p>
     <w:p>
-      <w:r>
-        <w:t>Далее представлены скриншоты программного средства</w:t>
-      </w:r>
-      <w:r>
-        <w:t>:</w:t>
-      </w:r>
-    </w:p>
-    <w:p/>
-    <w:p>
-      <w:pPr>
-        <w:pStyle w:val="a5"/>
-        <w:jc w:val="center"/>
-        <w:rPr>
-          <w:rFonts w:ascii="Times New Roman" w:hAnsi="Times New Roman" w:cs="Times New Roman"/>
-          <w:b/>
-          <w:sz w:val="40"/>
-          <w:szCs w:val="40"/>
-        </w:rPr>
-      </w:pPr>
-      <w:r>
-        <w:rPr>
-          <w:rFonts w:ascii="Times New Roman" w:hAnsi="Times New Roman" w:cs="Times New Roman"/>
-          <w:b/>
-          <w:sz w:val="40"/>
-          <w:szCs w:val="40"/>
-        </w:rPr>
-        <w:t xml:space="preserve">10. </w:t>
-      </w:r>
-      <w:r>
-        <w:rPr>
-          <w:rFonts w:ascii="Times New Roman" w:hAnsi="Times New Roman" w:cs="Times New Roman"/>
-          <w:b/>
-          <w:sz w:val="40"/>
-          <w:szCs w:val="40"/>
-        </w:rPr>
-        <w:t>Заключение</w:t>
-      </w:r>
-    </w:p>
-    <w:p/>
-    <w:p>
       <w:pPr>
         <w:jc w:val="both"/>
-      </w:pPr>
-      <w:r>
+        <w:rPr>
+          <w:szCs w:val="28"/>
+        </w:rPr>
+      </w:pPr>
+      <w:r>
+        <w:rPr>
+          <w:szCs w:val="28"/>
+        </w:rPr>
         <w:t>В ходе реализации поставленной цели были выполнены следующие задачи:</w:t>
       </w:r>
     </w:p>
@@ -1938,9 +1018,16 @@
           <w:ilvl w:val="0"/>
           <w:numId w:val="14"/>
         </w:numPr>
+        <w:ind w:left="0" w:firstLine="0"/>
         <w:jc w:val="both"/>
-      </w:pPr>
-      <w:r>
+        <w:rPr>
+          <w:szCs w:val="28"/>
+        </w:rPr>
+      </w:pPr>
+      <w:r>
+        <w:rPr>
+          <w:szCs w:val="28"/>
+        </w:rPr>
         <w:t>Разработано техническое задание, согласно ключевым потребностям заказчика.</w:t>
       </w:r>
     </w:p>
@@ -1950,44 +1037,50 @@
           <w:ilvl w:val="0"/>
           <w:numId w:val="14"/>
         </w:numPr>
+        <w:ind w:left="0" w:firstLine="0"/>
         <w:jc w:val="both"/>
-      </w:pPr>
-      <w:r>
-        <w:t>Разработан клиентская часть продукта.</w:t>
+        <w:rPr>
+          <w:szCs w:val="28"/>
+        </w:rPr>
+      </w:pPr>
+      <w:r>
+        <w:rPr>
+          <w:szCs w:val="28"/>
+        </w:rPr>
+        <w:t xml:space="preserve">Разработан клиентская </w:t>
+      </w:r>
+      <w:r>
+        <w:rPr>
+          <w:szCs w:val="28"/>
+        </w:rPr>
+        <w:t xml:space="preserve">и </w:t>
+      </w:r>
+      <w:r>
+        <w:rPr>
+          <w:szCs w:val="28"/>
+        </w:rPr>
+        <w:t xml:space="preserve">серверная </w:t>
+      </w:r>
+      <w:r>
+        <w:rPr>
+          <w:szCs w:val="28"/>
+        </w:rPr>
+        <w:t>часть продукта.</w:t>
       </w:r>
     </w:p>
     <w:p>
       <w:pPr>
-        <w:numPr>
-          <w:ilvl w:val="0"/>
-          <w:numId w:val="14"/>
-        </w:numPr>
         <w:jc w:val="both"/>
-      </w:pPr>
-      <w:r>
-        <w:t>Разработана серверная часть продукта</w:t>
-      </w:r>
-      <w:r>
-        <w:rPr>
-          <w:lang w:val="en-US"/>
-        </w:rPr>
-        <w:t xml:space="preserve">. </w:t>
-      </w:r>
-    </w:p>
-    <w:p>
-      <w:r>
+        <w:rPr>
+          <w:szCs w:val="28"/>
+        </w:rPr>
+      </w:pPr>
+      <w:r>
+        <w:rPr>
+          <w:szCs w:val="28"/>
+        </w:rPr>
         <w:t>Разработанное программное средство принято заказчиком в полном объёме и находится в процессе тестирования на его стороне.</w:t>
       </w:r>
-    </w:p>
-    <w:p>
-      <w:pPr>
-        <w:jc w:val="both"/>
-      </w:pPr>
-    </w:p>
-    <w:p>
-      <w:pPr>
-        <w:jc w:val="both"/>
-      </w:pPr>
     </w:p>
     <w:sectPr>
       <w:pgSz w:w="11906" w:h="16838"/>
@@ -4262,6 +3355,7 @@
   <w:style w:type="character" w:default="1" w:styleId="a0">
     <w:name w:val="Default Paragraph Font"/>
     <w:uiPriority w:val="1"/>
+    <w:semiHidden/>
     <w:unhideWhenUsed/>
   </w:style>
   <w:style w:type="table" w:default="1" w:styleId="a1">
